--- a/Instructivo_Entrega de información.docx
+++ b/Instructivo_Entrega de información.docx
@@ -30,7 +30,7 @@
           <w:rFonts w:ascii="Arial" w:hAnsi="Arial" w:cs="Arial"/>
           <w:b/>
           <w:bCs/>
-          <w:highlight w:val="cyan"/>
+          <w:highlight w:val="yellow"/>
           <w:lang w:val="es-EC"/>
         </w:rPr>
       </w:pPr>
@@ -39,7 +39,7 @@
           <w:rFonts w:ascii="Arial" w:hAnsi="Arial" w:cs="Arial"/>
           <w:b/>
           <w:bCs/>
-          <w:highlight w:val="cyan"/>
+          <w:highlight w:val="yellow"/>
           <w:lang w:val="es-EC"/>
         </w:rPr>
         <w:t>Enlace de carga de información:</w:t>
@@ -49,41 +49,43 @@
           <w:rFonts w:ascii="Arial" w:hAnsi="Arial" w:cs="Arial"/>
           <w:b/>
           <w:bCs/>
-          <w:highlight w:val="cyan"/>
+          <w:highlight w:val="yellow"/>
           <w:lang w:val="es-EC"/>
         </w:rPr>
         <w:t xml:space="preserve"> </w:t>
       </w:r>
-    </w:p>
-    <w:p>
-      <w:pPr>
-        <w:spacing w:after="0"/>
-        <w:jc w:val="both"/>
-        <w:rPr>
-          <w:rFonts w:ascii="Arial" w:hAnsi="Arial" w:cs="Arial"/>
-          <w:i/>
-          <w:iCs/>
-          <w:lang w:val="es-EC"/>
-        </w:rPr>
-      </w:pPr>
-      <w:hyperlink r:id="rId5" w:history="1">
-        <w:r>
-          <w:rPr>
-            <w:rStyle w:val="Hipervnculo"/>
-            <w:rFonts w:ascii="Arial" w:hAnsi="Arial" w:cs="Arial"/>
-            <w:i/>
-            <w:iCs/>
-            <w:highlight w:val="cyan"/>
-            <w:lang w:val="es-EC"/>
-          </w:rPr>
-          <w:t>https://validaci-n-formularios-recursos-s9gaqdzzm5mdg6n5fzbn5r.streamlit.app/</w:t>
-        </w:r>
-      </w:hyperlink>
-      <w:r>
-        <w:rPr>
-          <w:rFonts w:ascii="Arial" w:hAnsi="Arial" w:cs="Arial"/>
-          <w:i/>
-          <w:iCs/>
+      <w:r>
+        <w:fldChar w:fldCharType="begin"/>
+      </w:r>
+      <w:r>
+        <w:rPr>
+          <w:lang w:val="es-EC"/>
+        </w:rPr>
+        <w:instrText>HYPERLINK "https://dtcc-arconel-gob-ec.streamlit.app/"</w:instrText>
+      </w:r>
+      <w:r>
+        <w:fldChar w:fldCharType="separate"/>
+      </w:r>
+      <w:r>
+        <w:rPr>
+          <w:rStyle w:val="Hipervnculo"/>
+          <w:rFonts w:ascii="Arial" w:hAnsi="Arial" w:cs="Arial"/>
+          <w:b/>
+          <w:bCs/>
+          <w:highlight w:val="yellow"/>
+          <w:lang w:val="es-EC"/>
+        </w:rPr>
+        <w:t>https://dtcc-arconel-gob-ec.streamlit.app/</w:t>
+      </w:r>
+      <w:r>
+        <w:fldChar w:fldCharType="end"/>
+      </w:r>
+      <w:r>
+        <w:rPr>
+          <w:rFonts w:ascii="Arial" w:hAnsi="Arial" w:cs="Arial"/>
+          <w:b/>
+          <w:bCs/>
+          <w:highlight w:val="yellow"/>
           <w:lang w:val="es-EC"/>
         </w:rPr>
         <w:t xml:space="preserve"> </w:t>
@@ -202,10 +204,10 @@
           <w:lang w:val="es-EC"/>
         </w:rPr>
         <w:drawing>
-          <wp:inline distT="0" distB="0" distL="0" distR="0" wp14:anchorId="042B8E3A" wp14:editId="67378EBB">
-            <wp:extent cx="5040000" cy="2552400"/>
-            <wp:effectExtent l="0" t="0" r="8255" b="635"/>
-            <wp:docPr id="50742233" name="Imagen 1"/>
+          <wp:inline distT="0" distB="0" distL="0" distR="0" wp14:anchorId="358A768A" wp14:editId="456F871F">
+            <wp:extent cx="4320000" cy="4096800"/>
+            <wp:effectExtent l="0" t="0" r="4445" b="0"/>
+            <wp:docPr id="1117915180" name="Imagen 1"/>
             <wp:cNvGraphicFramePr>
               <a:graphicFrameLocks xmlns:a="http://schemas.openxmlformats.org/drawingml/2006/main" noChangeAspect="1"/>
             </wp:cNvGraphicFramePr>
@@ -213,7 +215,74 @@
               <a:graphicData uri="http://schemas.openxmlformats.org/drawingml/2006/picture">
                 <pic:pic xmlns:pic="http://schemas.openxmlformats.org/drawingml/2006/picture">
                   <pic:nvPicPr>
-                    <pic:cNvPr id="50742233" name=""/>
+                    <pic:cNvPr id="1117915180" name=""/>
+                    <pic:cNvPicPr/>
+                  </pic:nvPicPr>
+                  <pic:blipFill>
+                    <a:blip r:embed="rId5"/>
+                    <a:stretch>
+                      <a:fillRect/>
+                    </a:stretch>
+                  </pic:blipFill>
+                  <pic:spPr>
+                    <a:xfrm>
+                      <a:off x="0" y="0"/>
+                      <a:ext cx="4320000" cy="4096800"/>
+                    </a:xfrm>
+                    <a:prstGeom prst="rect">
+                      <a:avLst/>
+                    </a:prstGeom>
+                  </pic:spPr>
+                </pic:pic>
+              </a:graphicData>
+            </a:graphic>
+          </wp:inline>
+        </w:drawing>
+      </w:r>
+    </w:p>
+    <w:p>
+      <w:pPr>
+        <w:jc w:val="both"/>
+        <w:rPr>
+          <w:rFonts w:ascii="Arial" w:hAnsi="Arial" w:cs="Arial"/>
+          <w:lang w:val="es-EC"/>
+        </w:rPr>
+      </w:pPr>
+      <w:r>
+        <w:rPr>
+          <w:rFonts w:ascii="Arial" w:hAnsi="Arial" w:cs="Arial"/>
+          <w:lang w:val="es-EC"/>
+        </w:rPr>
+        <w:t>En la parte superior derecha se encuentran 4 botones de descarga, los cuales se detalla a continuación</w:t>
+      </w:r>
+    </w:p>
+    <w:p>
+      <w:pPr>
+        <w:jc w:val="center"/>
+        <w:rPr>
+          <w:rFonts w:ascii="Arial" w:hAnsi="Arial" w:cs="Arial"/>
+          <w:lang w:val="es-EC"/>
+        </w:rPr>
+      </w:pPr>
+      <w:r>
+        <w:rPr>
+          <w:rFonts w:ascii="Arial" w:hAnsi="Arial" w:cs="Arial"/>
+          <w:noProof/>
+          <w:lang w:val="es-EC"/>
+        </w:rPr>
+        <w:drawing>
+          <wp:inline distT="0" distB="0" distL="0" distR="0" wp14:anchorId="2961874C" wp14:editId="629F994F">
+            <wp:extent cx="1980000" cy="1202400"/>
+            <wp:effectExtent l="0" t="0" r="1270" b="0"/>
+            <wp:docPr id="634099838" name="Imagen 1"/>
+            <wp:cNvGraphicFramePr>
+              <a:graphicFrameLocks xmlns:a="http://schemas.openxmlformats.org/drawingml/2006/main" noChangeAspect="1"/>
+            </wp:cNvGraphicFramePr>
+            <a:graphic xmlns:a="http://schemas.openxmlformats.org/drawingml/2006/main">
+              <a:graphicData uri="http://schemas.openxmlformats.org/drawingml/2006/picture">
+                <pic:pic xmlns:pic="http://schemas.openxmlformats.org/drawingml/2006/picture">
+                  <pic:nvPicPr>
+                    <pic:cNvPr id="634099838" name=""/>
                     <pic:cNvPicPr/>
                   </pic:nvPicPr>
                   <pic:blipFill>
@@ -225,7 +294,7 @@
                   <pic:spPr>
                     <a:xfrm>
                       <a:off x="0" y="0"/>
-                      <a:ext cx="5040000" cy="2552400"/>
+                      <a:ext cx="1980000" cy="1202400"/>
                     </a:xfrm>
                     <a:prstGeom prst="rect">
                       <a:avLst/>
@@ -240,81 +309,6 @@
     </w:p>
     <w:p>
       <w:pPr>
-        <w:rPr>
-          <w:rFonts w:ascii="Arial" w:hAnsi="Arial" w:cs="Arial"/>
-          <w:lang w:val="es-EC"/>
-        </w:rPr>
-      </w:pPr>
-    </w:p>
-    <w:p>
-      <w:pPr>
-        <w:jc w:val="both"/>
-        <w:rPr>
-          <w:rFonts w:ascii="Arial" w:hAnsi="Arial" w:cs="Arial"/>
-          <w:lang w:val="es-EC"/>
-        </w:rPr>
-      </w:pPr>
-      <w:r>
-        <w:rPr>
-          <w:rFonts w:ascii="Arial" w:hAnsi="Arial" w:cs="Arial"/>
-          <w:lang w:val="es-EC"/>
-        </w:rPr>
-        <w:t>En la parte superior derecha se encuentran 4 botones de descarga, los cuales se detalla a continuación</w:t>
-      </w:r>
-    </w:p>
-    <w:p>
-      <w:pPr>
-        <w:jc w:val="center"/>
-        <w:rPr>
-          <w:rFonts w:ascii="Arial" w:hAnsi="Arial" w:cs="Arial"/>
-          <w:lang w:val="es-EC"/>
-        </w:rPr>
-      </w:pPr>
-      <w:r>
-        <w:rPr>
-          <w:rFonts w:ascii="Arial" w:hAnsi="Arial" w:cs="Arial"/>
-          <w:noProof/>
-          <w:lang w:val="es-EC"/>
-        </w:rPr>
-        <w:drawing>
-          <wp:inline distT="0" distB="0" distL="0" distR="0" wp14:anchorId="51006CFE" wp14:editId="596B7D6A">
-            <wp:extent cx="2160000" cy="979200"/>
-            <wp:effectExtent l="0" t="0" r="0" b="0"/>
-            <wp:docPr id="2140205535" name="Imagen 1"/>
-            <wp:cNvGraphicFramePr>
-              <a:graphicFrameLocks xmlns:a="http://schemas.openxmlformats.org/drawingml/2006/main" noChangeAspect="1"/>
-            </wp:cNvGraphicFramePr>
-            <a:graphic xmlns:a="http://schemas.openxmlformats.org/drawingml/2006/main">
-              <a:graphicData uri="http://schemas.openxmlformats.org/drawingml/2006/picture">
-                <pic:pic xmlns:pic="http://schemas.openxmlformats.org/drawingml/2006/picture">
-                  <pic:nvPicPr>
-                    <pic:cNvPr id="2140205535" name=""/>
-                    <pic:cNvPicPr/>
-                  </pic:nvPicPr>
-                  <pic:blipFill>
-                    <a:blip r:embed="rId7"/>
-                    <a:stretch>
-                      <a:fillRect/>
-                    </a:stretch>
-                  </pic:blipFill>
-                  <pic:spPr>
-                    <a:xfrm>
-                      <a:off x="0" y="0"/>
-                      <a:ext cx="2160000" cy="979200"/>
-                    </a:xfrm>
-                    <a:prstGeom prst="rect">
-                      <a:avLst/>
-                    </a:prstGeom>
-                  </pic:spPr>
-                </pic:pic>
-              </a:graphicData>
-            </a:graphic>
-          </wp:inline>
-        </w:drawing>
-      </w:r>
-    </w:p>
-    <w:p>
-      <w:pPr>
         <w:pStyle w:val="Prrafodelista"/>
         <w:numPr>
           <w:ilvl w:val="0"/>
@@ -326,7 +320,6 @@
           <w:lang w:val="es-EC"/>
         </w:rPr>
       </w:pPr>
-      <w:proofErr w:type="gramStart"/>
       <w:r>
         <w:rPr>
           <w:rFonts w:ascii="Arial" w:hAnsi="Arial" w:cs="Arial"/>
@@ -334,6 +327,7 @@
           <w:bCs/>
           <w:lang w:val="es-EC"/>
         </w:rPr>
+        <w:lastRenderedPageBreak/>
         <w:t>Instructivo</w:t>
       </w:r>
       <w:r>
@@ -343,9 +337,17 @@
           <w:bCs/>
           <w:lang w:val="es-EC"/>
         </w:rPr>
-        <w:t xml:space="preserve"> datos válidos</w:t>
-      </w:r>
-      <w:proofErr w:type="gramEnd"/>
+        <w:t xml:space="preserve"> </w:t>
+      </w:r>
+      <w:r>
+        <w:rPr>
+          <w:rFonts w:ascii="Arial" w:hAnsi="Arial" w:cs="Arial"/>
+          <w:b/>
+          <w:bCs/>
+          <w:lang w:val="es-EC"/>
+        </w:rPr>
+        <w:t>para el llenado de formularios</w:t>
+      </w:r>
       <w:r>
         <w:rPr>
           <w:rFonts w:ascii="Arial" w:hAnsi="Arial" w:cs="Arial"/>
@@ -383,7 +385,43 @@
           <w:bCs/>
           <w:lang w:val="es-EC"/>
         </w:rPr>
-        <w:t>Instructivo para cargar un archivo:</w:t>
+        <w:t xml:space="preserve">Instructivo para </w:t>
+      </w:r>
+      <w:r>
+        <w:rPr>
+          <w:rFonts w:ascii="Arial" w:hAnsi="Arial" w:cs="Arial"/>
+          <w:b/>
+          <w:bCs/>
+          <w:lang w:val="es-EC"/>
+        </w:rPr>
+        <w:t>la carga de</w:t>
+      </w:r>
+      <w:r>
+        <w:rPr>
+          <w:rFonts w:ascii="Arial" w:hAnsi="Arial" w:cs="Arial"/>
+          <w:b/>
+          <w:bCs/>
+          <w:lang w:val="es-EC"/>
+        </w:rPr>
+        <w:t xml:space="preserve"> archivo</w:t>
+      </w:r>
+      <w:r>
+        <w:rPr>
+          <w:rFonts w:ascii="Arial" w:hAnsi="Arial" w:cs="Arial"/>
+          <w:b/>
+          <w:bCs/>
+          <w:lang w:val="es-EC"/>
+        </w:rPr>
+        <w:t>s</w:t>
+      </w:r>
+      <w:r>
+        <w:rPr>
+          <w:rFonts w:ascii="Arial" w:hAnsi="Arial" w:cs="Arial"/>
+          <w:b/>
+          <w:bCs/>
+          <w:lang w:val="es-EC"/>
+        </w:rPr>
+        <w:t>:</w:t>
       </w:r>
       <w:r>
         <w:rPr>
@@ -413,7 +451,16 @@
           <w:bCs/>
           <w:lang w:val="es-EC"/>
         </w:rPr>
-        <w:t>Formulario:</w:t>
+        <w:t>Plantilla de formularios de control</w:t>
+      </w:r>
+      <w:r>
+        <w:rPr>
+          <w:rFonts w:ascii="Arial" w:hAnsi="Arial" w:cs="Arial"/>
+          <w:b/>
+          <w:bCs/>
+          <w:lang w:val="es-EC"/>
+        </w:rPr>
+        <w:t>:</w:t>
       </w:r>
       <w:r>
         <w:rPr>
@@ -443,8 +490,16 @@
           <w:bCs/>
           <w:lang w:val="es-EC"/>
         </w:rPr>
-        <w:lastRenderedPageBreak/>
-        <w:t>Guía nombres:</w:t>
+        <w:t>Catálogo de nombres de carga</w:t>
+      </w:r>
+      <w:r>
+        <w:rPr>
+          <w:rFonts w:ascii="Arial" w:hAnsi="Arial" w:cs="Arial"/>
+          <w:b/>
+          <w:bCs/>
+          <w:lang w:val="es-EC"/>
+        </w:rPr>
+        <w:t>:</w:t>
       </w:r>
       <w:r>
         <w:rPr>
@@ -543,7 +598,7 @@
                     <pic:cNvPicPr/>
                   </pic:nvPicPr>
                   <pic:blipFill>
-                    <a:blip r:embed="rId8"/>
+                    <a:blip r:embed="rId7"/>
                     <a:stretch>
                       <a:fillRect/>
                     </a:stretch>
@@ -567,383 +622,9 @@
     <w:p>
       <w:pPr>
         <w:pStyle w:val="Prrafodelista"/>
-        <w:jc w:val="both"/>
-        <w:rPr>
-          <w:rFonts w:ascii="Arial" w:hAnsi="Arial" w:cs="Arial"/>
-          <w:b/>
-          <w:bCs/>
-          <w:lang w:val="es-EC"/>
-        </w:rPr>
-      </w:pPr>
-    </w:p>
-    <w:p>
-      <w:pPr>
-        <w:pStyle w:val="Prrafodelista"/>
-        <w:jc w:val="both"/>
-        <w:rPr>
-          <w:rFonts w:ascii="Arial" w:hAnsi="Arial" w:cs="Arial"/>
-          <w:b/>
-          <w:bCs/>
-          <w:lang w:val="es-EC"/>
-        </w:rPr>
-      </w:pPr>
-    </w:p>
-    <w:p>
-      <w:pPr>
-        <w:pStyle w:val="Prrafodelista"/>
-        <w:jc w:val="both"/>
-        <w:rPr>
-          <w:rFonts w:ascii="Arial" w:hAnsi="Arial" w:cs="Arial"/>
-          <w:b/>
-          <w:bCs/>
-          <w:lang w:val="es-EC"/>
-        </w:rPr>
-      </w:pPr>
-    </w:p>
-    <w:p>
-      <w:pPr>
-        <w:pStyle w:val="Prrafodelista"/>
-        <w:jc w:val="both"/>
-        <w:rPr>
-          <w:rFonts w:ascii="Arial" w:hAnsi="Arial" w:cs="Arial"/>
-          <w:b/>
-          <w:bCs/>
-          <w:lang w:val="es-EC"/>
-        </w:rPr>
-      </w:pPr>
-    </w:p>
-    <w:p>
-      <w:pPr>
-        <w:pStyle w:val="Prrafodelista"/>
-        <w:jc w:val="both"/>
-        <w:rPr>
-          <w:rFonts w:ascii="Arial" w:hAnsi="Arial" w:cs="Arial"/>
-          <w:b/>
-          <w:bCs/>
-          <w:lang w:val="es-EC"/>
-        </w:rPr>
-      </w:pPr>
-    </w:p>
-    <w:p>
-      <w:pPr>
-        <w:pStyle w:val="Prrafodelista"/>
-        <w:jc w:val="both"/>
-        <w:rPr>
-          <w:rFonts w:ascii="Arial" w:hAnsi="Arial" w:cs="Arial"/>
-          <w:b/>
-          <w:bCs/>
-          <w:lang w:val="es-EC"/>
-        </w:rPr>
-      </w:pPr>
-    </w:p>
-    <w:p>
-      <w:pPr>
-        <w:pStyle w:val="Prrafodelista"/>
-        <w:jc w:val="both"/>
-        <w:rPr>
-          <w:rFonts w:ascii="Arial" w:hAnsi="Arial" w:cs="Arial"/>
-          <w:b/>
-          <w:bCs/>
-          <w:lang w:val="es-EC"/>
-        </w:rPr>
-      </w:pPr>
-    </w:p>
-    <w:p>
-      <w:pPr>
-        <w:pStyle w:val="Prrafodelista"/>
-        <w:jc w:val="both"/>
-        <w:rPr>
-          <w:rFonts w:ascii="Arial" w:hAnsi="Arial" w:cs="Arial"/>
-          <w:b/>
-          <w:bCs/>
-          <w:lang w:val="es-EC"/>
-        </w:rPr>
-      </w:pPr>
-    </w:p>
-    <w:p>
-      <w:pPr>
-        <w:pStyle w:val="Prrafodelista"/>
-        <w:jc w:val="both"/>
-        <w:rPr>
-          <w:rFonts w:ascii="Arial" w:hAnsi="Arial" w:cs="Arial"/>
-          <w:b/>
-          <w:bCs/>
-          <w:lang w:val="es-EC"/>
-        </w:rPr>
-      </w:pPr>
-    </w:p>
-    <w:p>
-      <w:pPr>
-        <w:pStyle w:val="Prrafodelista"/>
-        <w:jc w:val="both"/>
-        <w:rPr>
-          <w:rFonts w:ascii="Arial" w:hAnsi="Arial" w:cs="Arial"/>
-          <w:b/>
-          <w:bCs/>
-          <w:lang w:val="es-EC"/>
-        </w:rPr>
-      </w:pPr>
-    </w:p>
-    <w:p>
-      <w:pPr>
-        <w:pStyle w:val="Prrafodelista"/>
-        <w:jc w:val="both"/>
-        <w:rPr>
-          <w:rFonts w:ascii="Arial" w:hAnsi="Arial" w:cs="Arial"/>
-          <w:b/>
-          <w:bCs/>
-          <w:lang w:val="es-EC"/>
-        </w:rPr>
-      </w:pPr>
-    </w:p>
-    <w:p>
-      <w:pPr>
-        <w:pStyle w:val="Prrafodelista"/>
-        <w:jc w:val="both"/>
-        <w:rPr>
-          <w:rFonts w:ascii="Arial" w:hAnsi="Arial" w:cs="Arial"/>
-          <w:b/>
-          <w:bCs/>
-          <w:lang w:val="es-EC"/>
-        </w:rPr>
-      </w:pPr>
-    </w:p>
-    <w:p>
-      <w:pPr>
-        <w:pStyle w:val="Prrafodelista"/>
-        <w:jc w:val="both"/>
-        <w:rPr>
-          <w:rFonts w:ascii="Arial" w:hAnsi="Arial" w:cs="Arial"/>
-          <w:b/>
-          <w:bCs/>
-          <w:lang w:val="es-EC"/>
-        </w:rPr>
-      </w:pPr>
-    </w:p>
-    <w:p>
-      <w:pPr>
-        <w:pStyle w:val="Prrafodelista"/>
-        <w:jc w:val="both"/>
-        <w:rPr>
-          <w:rFonts w:ascii="Arial" w:hAnsi="Arial" w:cs="Arial"/>
-          <w:b/>
-          <w:bCs/>
-          <w:lang w:val="es-EC"/>
-        </w:rPr>
-      </w:pPr>
-    </w:p>
-    <w:p>
-      <w:pPr>
-        <w:pStyle w:val="Prrafodelista"/>
-        <w:jc w:val="both"/>
-        <w:rPr>
-          <w:rFonts w:ascii="Arial" w:hAnsi="Arial" w:cs="Arial"/>
-          <w:b/>
-          <w:bCs/>
-          <w:lang w:val="es-EC"/>
-        </w:rPr>
-      </w:pPr>
-    </w:p>
-    <w:p>
-      <w:pPr>
-        <w:pStyle w:val="Prrafodelista"/>
-        <w:jc w:val="both"/>
-        <w:rPr>
-          <w:rFonts w:ascii="Arial" w:hAnsi="Arial" w:cs="Arial"/>
-          <w:b/>
-          <w:bCs/>
-          <w:lang w:val="es-EC"/>
-        </w:rPr>
-      </w:pPr>
-    </w:p>
-    <w:p>
-      <w:pPr>
-        <w:pStyle w:val="Prrafodelista"/>
-        <w:jc w:val="both"/>
-        <w:rPr>
-          <w:rFonts w:ascii="Arial" w:hAnsi="Arial" w:cs="Arial"/>
-          <w:b/>
-          <w:bCs/>
-          <w:lang w:val="es-EC"/>
-        </w:rPr>
-      </w:pPr>
-    </w:p>
-    <w:p>
-      <w:pPr>
-        <w:pStyle w:val="Prrafodelista"/>
-        <w:jc w:val="both"/>
-        <w:rPr>
-          <w:rFonts w:ascii="Arial" w:hAnsi="Arial" w:cs="Arial"/>
-          <w:b/>
-          <w:bCs/>
-          <w:lang w:val="es-EC"/>
-        </w:rPr>
-      </w:pPr>
-    </w:p>
-    <w:p>
-      <w:pPr>
-        <w:pStyle w:val="Prrafodelista"/>
-        <w:jc w:val="both"/>
-        <w:rPr>
-          <w:rFonts w:ascii="Arial" w:hAnsi="Arial" w:cs="Arial"/>
-          <w:b/>
-          <w:bCs/>
-          <w:lang w:val="es-EC"/>
-        </w:rPr>
-      </w:pPr>
-    </w:p>
-    <w:p>
-      <w:pPr>
-        <w:pStyle w:val="Prrafodelista"/>
-        <w:jc w:val="both"/>
-        <w:rPr>
-          <w:rFonts w:ascii="Arial" w:hAnsi="Arial" w:cs="Arial"/>
-          <w:b/>
-          <w:bCs/>
-          <w:lang w:val="es-EC"/>
-        </w:rPr>
-      </w:pPr>
-    </w:p>
-    <w:p>
-      <w:pPr>
-        <w:pStyle w:val="Prrafodelista"/>
-        <w:jc w:val="both"/>
-        <w:rPr>
-          <w:rFonts w:ascii="Arial" w:hAnsi="Arial" w:cs="Arial"/>
-          <w:b/>
-          <w:bCs/>
-          <w:lang w:val="es-EC"/>
-        </w:rPr>
-      </w:pPr>
-    </w:p>
-    <w:p>
-      <w:pPr>
-        <w:pStyle w:val="Prrafodelista"/>
-        <w:jc w:val="both"/>
-        <w:rPr>
-          <w:rFonts w:ascii="Arial" w:hAnsi="Arial" w:cs="Arial"/>
-          <w:b/>
-          <w:bCs/>
-          <w:lang w:val="es-EC"/>
-        </w:rPr>
-      </w:pPr>
-    </w:p>
-    <w:p>
-      <w:pPr>
-        <w:pStyle w:val="Prrafodelista"/>
-        <w:jc w:val="both"/>
-        <w:rPr>
-          <w:rFonts w:ascii="Arial" w:hAnsi="Arial" w:cs="Arial"/>
-          <w:b/>
-          <w:bCs/>
-          <w:lang w:val="es-EC"/>
-        </w:rPr>
-      </w:pPr>
-    </w:p>
-    <w:p>
-      <w:pPr>
-        <w:pStyle w:val="Prrafodelista"/>
-        <w:jc w:val="both"/>
-        <w:rPr>
-          <w:rFonts w:ascii="Arial" w:hAnsi="Arial" w:cs="Arial"/>
-          <w:b/>
-          <w:bCs/>
-          <w:lang w:val="es-EC"/>
-        </w:rPr>
-      </w:pPr>
-    </w:p>
-    <w:p>
-      <w:pPr>
-        <w:pStyle w:val="Prrafodelista"/>
-        <w:jc w:val="both"/>
-        <w:rPr>
-          <w:rFonts w:ascii="Arial" w:hAnsi="Arial" w:cs="Arial"/>
-          <w:b/>
-          <w:bCs/>
-          <w:lang w:val="es-EC"/>
-        </w:rPr>
-      </w:pPr>
-    </w:p>
-    <w:p>
-      <w:pPr>
-        <w:pStyle w:val="Prrafodelista"/>
-        <w:jc w:val="both"/>
-        <w:rPr>
-          <w:rFonts w:ascii="Arial" w:hAnsi="Arial" w:cs="Arial"/>
-          <w:b/>
-          <w:bCs/>
-          <w:lang w:val="es-EC"/>
-        </w:rPr>
-      </w:pPr>
-    </w:p>
-    <w:p>
-      <w:pPr>
-        <w:pStyle w:val="Prrafodelista"/>
-        <w:jc w:val="both"/>
-        <w:rPr>
-          <w:rFonts w:ascii="Arial" w:hAnsi="Arial" w:cs="Arial"/>
-          <w:b/>
-          <w:bCs/>
-          <w:lang w:val="es-EC"/>
-        </w:rPr>
-      </w:pPr>
-    </w:p>
-    <w:p>
-      <w:pPr>
-        <w:pStyle w:val="Prrafodelista"/>
-        <w:jc w:val="both"/>
-        <w:rPr>
-          <w:rFonts w:ascii="Arial" w:hAnsi="Arial" w:cs="Arial"/>
-          <w:b/>
-          <w:bCs/>
-          <w:lang w:val="es-EC"/>
-        </w:rPr>
-      </w:pPr>
-    </w:p>
-    <w:p>
-      <w:pPr>
-        <w:pStyle w:val="Prrafodelista"/>
-        <w:jc w:val="both"/>
-        <w:rPr>
-          <w:rFonts w:ascii="Arial" w:hAnsi="Arial" w:cs="Arial"/>
-          <w:b/>
-          <w:bCs/>
-          <w:lang w:val="es-EC"/>
-        </w:rPr>
-      </w:pPr>
-    </w:p>
-    <w:p>
-      <w:pPr>
-        <w:pStyle w:val="Prrafodelista"/>
-        <w:jc w:val="both"/>
-        <w:rPr>
-          <w:rFonts w:ascii="Arial" w:hAnsi="Arial" w:cs="Arial"/>
-          <w:b/>
-          <w:bCs/>
-          <w:lang w:val="es-EC"/>
-        </w:rPr>
-      </w:pPr>
-    </w:p>
-    <w:p>
-      <w:pPr>
-        <w:pStyle w:val="Prrafodelista"/>
-        <w:jc w:val="both"/>
-        <w:rPr>
-          <w:rFonts w:ascii="Arial" w:hAnsi="Arial" w:cs="Arial"/>
-          <w:b/>
-          <w:bCs/>
-          <w:lang w:val="es-EC"/>
-        </w:rPr>
-      </w:pPr>
-    </w:p>
-    <w:p>
-      <w:pPr>
-        <w:pStyle w:val="Prrafodelista"/>
-        <w:jc w:val="both"/>
-        <w:rPr>
-          <w:rFonts w:ascii="Arial" w:hAnsi="Arial" w:cs="Arial"/>
-          <w:b/>
-          <w:bCs/>
+        <w:jc w:val="center"/>
+        <w:rPr>
+          <w:rFonts w:ascii="Arial" w:hAnsi="Arial" w:cs="Arial"/>
           <w:lang w:val="es-EC"/>
         </w:rPr>
       </w:pPr>
@@ -972,7 +653,6 @@
           <w:color w:val="002060"/>
           <w:lang w:val="es-EC"/>
         </w:rPr>
-        <w:lastRenderedPageBreak/>
         <w:t>Carga de archivos</w:t>
       </w:r>
       <w:r>
@@ -1064,7 +744,7 @@
                     <pic:cNvPicPr/>
                   </pic:nvPicPr>
                   <pic:blipFill>
-                    <a:blip r:embed="rId9"/>
+                    <a:blip r:embed="rId8"/>
                     <a:stretch>
                       <a:fillRect/>
                     </a:stretch>
@@ -1156,6 +836,7 @@
           <w:noProof/>
           <w:lang w:val="es-EC"/>
         </w:rPr>
+        <w:lastRenderedPageBreak/>
         <w:drawing>
           <wp:inline distT="0" distB="0" distL="0" distR="0" wp14:anchorId="2B4D5CB2" wp14:editId="20C21E09">
             <wp:extent cx="3330000" cy="1080000"/>
@@ -1172,7 +853,7 @@
                     <pic:cNvPicPr/>
                   </pic:nvPicPr>
                   <pic:blipFill>
-                    <a:blip r:embed="rId10"/>
+                    <a:blip r:embed="rId9"/>
                     <a:stretch>
                       <a:fillRect/>
                     </a:stretch>
@@ -1245,7 +926,7 @@
                     <pic:cNvPicPr/>
                   </pic:nvPicPr>
                   <pic:blipFill>
-                    <a:blip r:embed="rId11"/>
+                    <a:blip r:embed="rId10"/>
                     <a:stretch>
                       <a:fillRect/>
                     </a:stretch>
@@ -1353,7 +1034,6 @@
           <w:noProof/>
           <w:lang w:val="es-EC"/>
         </w:rPr>
-        <w:lastRenderedPageBreak/>
         <w:drawing>
           <wp:inline distT="0" distB="0" distL="0" distR="0" wp14:anchorId="4B0ADF44" wp14:editId="196E79FC">
             <wp:extent cx="5040000" cy="1483200"/>
@@ -1370,7 +1050,7 @@
                     <pic:cNvPicPr/>
                   </pic:nvPicPr>
                   <pic:blipFill>
-                    <a:blip r:embed="rId12"/>
+                    <a:blip r:embed="rId11"/>
                     <a:stretch>
                       <a:fillRect/>
                     </a:stretch>
@@ -1450,7 +1130,7 @@
                     <pic:cNvPicPr/>
                   </pic:nvPicPr>
                   <pic:blipFill>
-                    <a:blip r:embed="rId13"/>
+                    <a:blip r:embed="rId12"/>
                     <a:stretch>
                       <a:fillRect/>
                     </a:stretch>
@@ -1503,7 +1183,91 @@
           <w:rFonts w:ascii="Arial" w:hAnsi="Arial" w:cs="Arial"/>
           <w:lang w:val="es-EC"/>
         </w:rPr>
-        <w:t xml:space="preserve">teriores irregularidades, el sistema generará un resumen del recuento de errores hallados en su documento y un botón de descarga, el cual le permitirá descargar un archivo en formato </w:t>
+        <w:t xml:space="preserve">teriores irregularidades, </w:t>
+      </w:r>
+      <w:r>
+        <w:rPr>
+          <w:rFonts w:ascii="Arial" w:hAnsi="Arial" w:cs="Arial"/>
+          <w:lang w:val="es-EC"/>
+        </w:rPr>
+        <w:t xml:space="preserve">el sistema generará una lista desplegable, donde deberá seleccionar la respectiva distribuidora a la que </w:t>
+      </w:r>
+      <w:r>
+        <w:rPr>
+          <w:rFonts w:ascii="Arial" w:hAnsi="Arial" w:cs="Arial"/>
+          <w:lang w:val="es-EC"/>
+        </w:rPr>
+        <w:lastRenderedPageBreak/>
+        <w:t xml:space="preserve">pertenezca y colocar la contraseña que se adjuntará al correo del </w:t>
+      </w:r>
+      <w:proofErr w:type="spellStart"/>
+      <w:r>
+        <w:rPr>
+          <w:rFonts w:ascii="Arial" w:hAnsi="Arial" w:cs="Arial"/>
+          <w:lang w:val="es-EC"/>
+        </w:rPr>
+        <w:t>respéctivo</w:t>
+      </w:r>
+      <w:proofErr w:type="spellEnd"/>
+      <w:r>
+        <w:rPr>
+          <w:rFonts w:ascii="Arial" w:hAnsi="Arial" w:cs="Arial"/>
+          <w:lang w:val="es-EC"/>
+        </w:rPr>
+        <w:t xml:space="preserve"> personal designado.</w:t>
+      </w:r>
+    </w:p>
+    <w:p>
+      <w:pPr>
+        <w:pStyle w:val="Prrafodelista"/>
+        <w:ind w:left="1080"/>
+        <w:jc w:val="both"/>
+        <w:rPr>
+          <w:rFonts w:ascii="Arial" w:hAnsi="Arial" w:cs="Arial"/>
+          <w:lang w:val="es-EC"/>
+        </w:rPr>
+      </w:pPr>
+    </w:p>
+    <w:p>
+      <w:pPr>
+        <w:pStyle w:val="Prrafodelista"/>
+        <w:numPr>
+          <w:ilvl w:val="1"/>
+          <w:numId w:val="7"/>
+        </w:numPr>
+        <w:jc w:val="both"/>
+        <w:rPr>
+          <w:rFonts w:ascii="Arial" w:hAnsi="Arial" w:cs="Arial"/>
+          <w:lang w:val="es-EC"/>
+        </w:rPr>
+      </w:pPr>
+      <w:r>
+        <w:rPr>
+          <w:rFonts w:ascii="Arial" w:hAnsi="Arial" w:cs="Arial"/>
+          <w:lang w:val="es-EC"/>
+        </w:rPr>
+        <w:t xml:space="preserve">Presione validar para que </w:t>
+      </w:r>
+      <w:r>
+        <w:rPr>
+          <w:rFonts w:ascii="Arial" w:hAnsi="Arial" w:cs="Arial"/>
+          <w:lang w:val="es-EC"/>
+        </w:rPr>
+        <w:t>el sistema gener</w:t>
+      </w:r>
+      <w:r>
+        <w:rPr>
+          <w:rFonts w:ascii="Arial" w:hAnsi="Arial" w:cs="Arial"/>
+          <w:lang w:val="es-EC"/>
+        </w:rPr>
+        <w:t>e</w:t>
+      </w:r>
+      <w:r>
+        <w:rPr>
+          <w:rFonts w:ascii="Arial" w:hAnsi="Arial" w:cs="Arial"/>
+          <w:lang w:val="es-EC"/>
+        </w:rPr>
+        <w:t xml:space="preserve"> un resumen del recuento de errores hallados en su documento y un botón de descarga, el cual le permitirá descargar un archivo en formato </w:t>
       </w:r>
       <w:r>
         <w:rPr>
@@ -1561,7 +1325,7 @@
                     <pic:cNvPicPr/>
                   </pic:nvPicPr>
                   <pic:blipFill>
-                    <a:blip r:embed="rId14"/>
+                    <a:blip r:embed="rId13"/>
                     <a:stretch>
                       <a:fillRect/>
                     </a:stretch>
@@ -1600,7 +1364,6 @@
           <w:rFonts w:ascii="Arial" w:hAnsi="Arial" w:cs="Arial"/>
           <w:lang w:val="es-EC"/>
         </w:rPr>
-        <w:lastRenderedPageBreak/>
         <w:t xml:space="preserve"> </w:t>
       </w:r>
       <w:r>
@@ -1674,7 +1437,49 @@
           <w:rFonts w:ascii="Arial" w:hAnsi="Arial" w:cs="Arial"/>
           <w:lang w:val="es-EC"/>
         </w:rPr>
-        <w:t>El tipo de error, el formulario y la fila donde se detectó irregularidades se encuentra en las últimas columnas del archivo:</w:t>
+        <w:t>El formulario</w:t>
+      </w:r>
+      <w:r>
+        <w:rPr>
+          <w:rFonts w:ascii="Arial" w:hAnsi="Arial" w:cs="Arial"/>
+          <w:lang w:val="es-EC"/>
+        </w:rPr>
+        <w:t>,</w:t>
+      </w:r>
+      <w:r>
+        <w:rPr>
+          <w:rFonts w:ascii="Arial" w:hAnsi="Arial" w:cs="Arial"/>
+          <w:lang w:val="es-EC"/>
+        </w:rPr>
+        <w:t xml:space="preserve"> la fila </w:t>
+      </w:r>
+      <w:r>
+        <w:rPr>
+          <w:rFonts w:ascii="Arial" w:hAnsi="Arial" w:cs="Arial"/>
+          <w:lang w:val="es-EC"/>
+        </w:rPr>
+        <w:t xml:space="preserve">y el campo o columna </w:t>
+      </w:r>
+      <w:r>
+        <w:rPr>
+          <w:rFonts w:ascii="Arial" w:hAnsi="Arial" w:cs="Arial"/>
+          <w:lang w:val="es-EC"/>
+        </w:rPr>
+        <w:t>donde se detect</w:t>
+      </w:r>
+      <w:r>
+        <w:rPr>
+          <w:rFonts w:ascii="Arial" w:hAnsi="Arial" w:cs="Arial"/>
+          <w:lang w:val="es-EC"/>
+        </w:rPr>
+        <w:t>aron datos que no se ajustan a lo detallado en las listas e instrucciones de las plantillas se encuentran detallados</w:t>
+      </w:r>
+      <w:r>
+        <w:rPr>
+          <w:rFonts w:ascii="Arial" w:hAnsi="Arial" w:cs="Arial"/>
+          <w:lang w:val="es-EC"/>
+        </w:rPr>
+        <w:t xml:space="preserve"> en las últimas columnas del archivo:</w:t>
       </w:r>
     </w:p>
     <w:p>
@@ -1694,9 +1499,9 @@
           <w:lang w:val="es-EC"/>
         </w:rPr>
         <w:drawing>
-          <wp:inline distT="0" distB="0" distL="0" distR="0" wp14:anchorId="045EA51A" wp14:editId="7C38BC9C">
-            <wp:extent cx="2206800" cy="2520000"/>
-            <wp:effectExtent l="0" t="0" r="3175" b="0"/>
+          <wp:inline distT="0" distB="0" distL="0" distR="0" wp14:anchorId="045EA51A" wp14:editId="5653FA6D">
+            <wp:extent cx="1576800" cy="1800000"/>
+            <wp:effectExtent l="19050" t="19050" r="23495" b="10160"/>
             <wp:docPr id="398898017" name="Imagen 1"/>
             <wp:cNvGraphicFramePr>
               <a:graphicFrameLocks xmlns:a="http://schemas.openxmlformats.org/drawingml/2006/main" noChangeAspect="1"/>
@@ -1709,7 +1514,7 @@
                     <pic:cNvPicPr/>
                   </pic:nvPicPr>
                   <pic:blipFill>
-                    <a:blip r:embed="rId15"/>
+                    <a:blip r:embed="rId14"/>
                     <a:stretch>
                       <a:fillRect/>
                     </a:stretch>
@@ -1717,11 +1522,16 @@
                   <pic:spPr>
                     <a:xfrm>
                       <a:off x="0" y="0"/>
-                      <a:ext cx="2206800" cy="2520000"/>
+                      <a:ext cx="1576800" cy="1800000"/>
                     </a:xfrm>
                     <a:prstGeom prst="rect">
                       <a:avLst/>
                     </a:prstGeom>
+                    <a:ln>
+                      <a:solidFill>
+                        <a:schemeClr val="accent1"/>
+                      </a:solidFill>
+                    </a:ln>
                   </pic:spPr>
                 </pic:pic>
               </a:graphicData>
@@ -1748,6 +1558,7 @@
           <w:rFonts w:ascii="Arial" w:hAnsi="Arial" w:cs="Arial"/>
           <w:lang w:val="es-EC"/>
         </w:rPr>
+        <w:lastRenderedPageBreak/>
         <w:t xml:space="preserve"> </w:t>
       </w:r>
       <w:r>
@@ -1826,7 +1637,28 @@
           <w:rFonts w:ascii="Arial" w:hAnsi="Arial" w:cs="Arial"/>
           <w:lang w:val="es-EC"/>
         </w:rPr>
-        <w:t>Si el sistema verifica que no existen inconsistencias en su archivo, le saldrá el siguiente resumen de recuento de errores, con todos los campos en 0 y un mensaje de carga exitosa.</w:t>
+        <w:t xml:space="preserve">Si el sistema verifica que no existen inconsistencias en su archivo, </w:t>
+      </w:r>
+      <w:r>
+        <w:rPr>
+          <w:rFonts w:ascii="Arial" w:hAnsi="Arial" w:cs="Arial"/>
+          <w:lang w:val="es-EC"/>
+        </w:rPr>
+        <w:t>se generará</w:t>
+      </w:r>
+      <w:r>
+        <w:rPr>
+          <w:rFonts w:ascii="Arial" w:hAnsi="Arial" w:cs="Arial"/>
+          <w:lang w:val="es-EC"/>
+        </w:rPr>
+        <w:t xml:space="preserve"> el siguiente resumen</w:t>
+      </w:r>
+      <w:r>
+        <w:rPr>
+          <w:rFonts w:ascii="Arial" w:hAnsi="Arial" w:cs="Arial"/>
+          <w:lang w:val="es-EC"/>
+        </w:rPr>
+        <w:t xml:space="preserve"> y mensaje de notificación.</w:t>
       </w:r>
     </w:p>
     <w:p>
@@ -1844,7 +1676,6 @@
           <w:noProof/>
           <w:lang w:val="es-EC"/>
         </w:rPr>
-        <w:lastRenderedPageBreak/>
         <w:drawing>
           <wp:inline distT="0" distB="0" distL="0" distR="0" wp14:anchorId="1F4C8AA9" wp14:editId="5B16AD9C">
             <wp:extent cx="5040000" cy="4683600"/>
@@ -1861,7 +1692,7 @@
                     <pic:cNvPicPr/>
                   </pic:nvPicPr>
                   <pic:blipFill>
-                    <a:blip r:embed="rId16"/>
+                    <a:blip r:embed="rId15"/>
                     <a:stretch>
                       <a:fillRect/>
                     </a:stretch>
@@ -1884,116 +1715,6 @@
     </w:p>
     <w:p>
       <w:pPr>
-        <w:ind w:left="1080"/>
-        <w:jc w:val="both"/>
-        <w:rPr>
-          <w:rFonts w:ascii="Arial" w:hAnsi="Arial" w:cs="Arial"/>
-          <w:lang w:val="es-EC"/>
-        </w:rPr>
-      </w:pPr>
-    </w:p>
-    <w:p>
-      <w:pPr>
-        <w:ind w:left="1080"/>
-        <w:jc w:val="both"/>
-        <w:rPr>
-          <w:rFonts w:ascii="Arial" w:hAnsi="Arial" w:cs="Arial"/>
-          <w:lang w:val="es-EC"/>
-        </w:rPr>
-      </w:pPr>
-    </w:p>
-    <w:p>
-      <w:pPr>
-        <w:ind w:left="1080"/>
-        <w:jc w:val="both"/>
-        <w:rPr>
-          <w:rFonts w:ascii="Arial" w:hAnsi="Arial" w:cs="Arial"/>
-          <w:lang w:val="es-EC"/>
-        </w:rPr>
-      </w:pPr>
-    </w:p>
-    <w:p>
-      <w:pPr>
-        <w:ind w:left="1080"/>
-        <w:jc w:val="both"/>
-        <w:rPr>
-          <w:rFonts w:ascii="Arial" w:hAnsi="Arial" w:cs="Arial"/>
-          <w:lang w:val="es-EC"/>
-        </w:rPr>
-      </w:pPr>
-    </w:p>
-    <w:p>
-      <w:pPr>
-        <w:ind w:left="1080"/>
-        <w:jc w:val="both"/>
-        <w:rPr>
-          <w:rFonts w:ascii="Arial" w:hAnsi="Arial" w:cs="Arial"/>
-          <w:lang w:val="es-EC"/>
-        </w:rPr>
-      </w:pPr>
-    </w:p>
-    <w:p>
-      <w:pPr>
-        <w:ind w:left="1080"/>
-        <w:jc w:val="both"/>
-        <w:rPr>
-          <w:rFonts w:ascii="Arial" w:hAnsi="Arial" w:cs="Arial"/>
-          <w:lang w:val="es-EC"/>
-        </w:rPr>
-      </w:pPr>
-    </w:p>
-    <w:p>
-      <w:pPr>
-        <w:ind w:left="1080"/>
-        <w:jc w:val="both"/>
-        <w:rPr>
-          <w:rFonts w:ascii="Arial" w:hAnsi="Arial" w:cs="Arial"/>
-          <w:lang w:val="es-EC"/>
-        </w:rPr>
-      </w:pPr>
-    </w:p>
-    <w:p>
-      <w:pPr>
-        <w:ind w:left="1080"/>
-        <w:jc w:val="both"/>
-        <w:rPr>
-          <w:rFonts w:ascii="Arial" w:hAnsi="Arial" w:cs="Arial"/>
-          <w:lang w:val="es-EC"/>
-        </w:rPr>
-      </w:pPr>
-    </w:p>
-    <w:p>
-      <w:pPr>
-        <w:ind w:left="1080"/>
-        <w:jc w:val="both"/>
-        <w:rPr>
-          <w:rFonts w:ascii="Arial" w:hAnsi="Arial" w:cs="Arial"/>
-          <w:lang w:val="es-EC"/>
-        </w:rPr>
-      </w:pPr>
-    </w:p>
-    <w:p>
-      <w:pPr>
-        <w:ind w:left="1080"/>
-        <w:jc w:val="both"/>
-        <w:rPr>
-          <w:rFonts w:ascii="Arial" w:hAnsi="Arial" w:cs="Arial"/>
-          <w:lang w:val="es-EC"/>
-        </w:rPr>
-      </w:pPr>
-    </w:p>
-    <w:p>
-      <w:pPr>
-        <w:ind w:left="1080"/>
-        <w:jc w:val="both"/>
-        <w:rPr>
-          <w:rFonts w:ascii="Arial" w:hAnsi="Arial" w:cs="Arial"/>
-          <w:lang w:val="es-EC"/>
-        </w:rPr>
-      </w:pPr>
-    </w:p>
-    <w:p>
-      <w:pPr>
         <w:pStyle w:val="Prrafodelista"/>
         <w:numPr>
           <w:ilvl w:val="0"/>
@@ -2016,7 +1737,6 @@
           <w:color w:val="002060"/>
           <w:lang w:val="es-EC"/>
         </w:rPr>
-        <w:lastRenderedPageBreak/>
         <w:t>Notificación</w:t>
       </w:r>
     </w:p>
@@ -2192,6 +1912,7 @@
           <w:noProof/>
           <w:lang w:val="es-EC"/>
         </w:rPr>
+        <w:lastRenderedPageBreak/>
         <w:drawing>
           <wp:inline distT="0" distB="0" distL="0" distR="0" wp14:anchorId="4CDCB3F5" wp14:editId="7480A2AB">
             <wp:extent cx="5040000" cy="4219200"/>
@@ -2208,7 +1929,7 @@
                     <pic:cNvPicPr/>
                   </pic:nvPicPr>
                   <pic:blipFill>
-                    <a:blip r:embed="rId17"/>
+                    <a:blip r:embed="rId16"/>
                     <a:stretch>
                       <a:fillRect/>
                     </a:stretch>
@@ -2228,6 +1949,90 @@
           </wp:inline>
         </w:drawing>
       </w:r>
+    </w:p>
+    <w:p>
+      <w:pPr>
+        <w:pStyle w:val="Prrafodelista"/>
+        <w:numPr>
+          <w:ilvl w:val="1"/>
+          <w:numId w:val="7"/>
+        </w:numPr>
+        <w:jc w:val="both"/>
+        <w:rPr>
+          <w:rFonts w:ascii="Arial" w:hAnsi="Arial" w:cs="Arial"/>
+          <w:lang w:val="es-EC"/>
+        </w:rPr>
+      </w:pPr>
+      <w:r>
+        <w:rPr>
+          <w:rFonts w:ascii="Arial" w:hAnsi="Arial" w:cs="Arial"/>
+          <w:lang w:val="es-EC"/>
+        </w:rPr>
+        <w:t>En caso de querer subir nuevamente un formulario que ya fue validado, el sistema no cargará el archivo y se le notificará con el siguiente correo:</w:t>
+      </w:r>
+    </w:p>
+    <w:p>
+      <w:pPr>
+        <w:pStyle w:val="Prrafodelista"/>
+        <w:ind w:left="1080"/>
+        <w:jc w:val="both"/>
+        <w:rPr>
+          <w:rFonts w:ascii="Arial" w:hAnsi="Arial" w:cs="Arial"/>
+          <w:lang w:val="es-EC"/>
+        </w:rPr>
+      </w:pPr>
+      <w:r>
+        <w:rPr>
+          <w:rFonts w:ascii="Arial" w:hAnsi="Arial" w:cs="Arial"/>
+          <w:lang w:val="es-EC"/>
+        </w:rPr>
+        <w:drawing>
+          <wp:inline distT="0" distB="0" distL="0" distR="0" wp14:anchorId="39367158" wp14:editId="6CCB7D62">
+            <wp:extent cx="5040000" cy="3160800"/>
+            <wp:effectExtent l="0" t="0" r="8255" b="1905"/>
+            <wp:docPr id="655336535" name="Imagen 1"/>
+            <wp:cNvGraphicFramePr>
+              <a:graphicFrameLocks xmlns:a="http://schemas.openxmlformats.org/drawingml/2006/main" noChangeAspect="1"/>
+            </wp:cNvGraphicFramePr>
+            <a:graphic xmlns:a="http://schemas.openxmlformats.org/drawingml/2006/main">
+              <a:graphicData uri="http://schemas.openxmlformats.org/drawingml/2006/picture">
+                <pic:pic xmlns:pic="http://schemas.openxmlformats.org/drawingml/2006/picture">
+                  <pic:nvPicPr>
+                    <pic:cNvPr id="655336535" name=""/>
+                    <pic:cNvPicPr/>
+                  </pic:nvPicPr>
+                  <pic:blipFill>
+                    <a:blip r:embed="rId17"/>
+                    <a:stretch>
+                      <a:fillRect/>
+                    </a:stretch>
+                  </pic:blipFill>
+                  <pic:spPr>
+                    <a:xfrm>
+                      <a:off x="0" y="0"/>
+                      <a:ext cx="5040000" cy="3160800"/>
+                    </a:xfrm>
+                    <a:prstGeom prst="rect">
+                      <a:avLst/>
+                    </a:prstGeom>
+                  </pic:spPr>
+                </pic:pic>
+              </a:graphicData>
+            </a:graphic>
+          </wp:inline>
+        </w:drawing>
+      </w:r>
+    </w:p>
+    <w:p>
+      <w:pPr>
+        <w:pStyle w:val="Prrafodelista"/>
+        <w:ind w:left="1080"/>
+        <w:jc w:val="both"/>
+        <w:rPr>
+          <w:rFonts w:ascii="Arial" w:hAnsi="Arial" w:cs="Arial"/>
+          <w:lang w:val="es-EC"/>
+        </w:rPr>
+      </w:pPr>
     </w:p>
     <w:sectPr>
       <w:pgSz w:w="12240" w:h="15840"/>

--- a/Instructivo_Entrega de información.docx
+++ b/Instructivo_Entrega de información.docx
@@ -54,32 +54,19 @@
         </w:rPr>
         <w:t xml:space="preserve"> </w:t>
       </w:r>
-      <w:r>
-        <w:fldChar w:fldCharType="begin"/>
-      </w:r>
-      <w:r>
-        <w:rPr>
-          <w:lang w:val="es-EC"/>
-        </w:rPr>
-        <w:instrText>HYPERLINK "https://dtcc-arconel-gob-ec.streamlit.app/"</w:instrText>
-      </w:r>
-      <w:r>
-        <w:fldChar w:fldCharType="separate"/>
-      </w:r>
-      <w:r>
-        <w:rPr>
-          <w:rStyle w:val="Hipervnculo"/>
-          <w:rFonts w:ascii="Arial" w:hAnsi="Arial" w:cs="Arial"/>
-          <w:b/>
-          <w:bCs/>
-          <w:highlight w:val="yellow"/>
-          <w:lang w:val="es-EC"/>
-        </w:rPr>
-        <w:t>https://dtcc-arconel-gob-ec.streamlit.app/</w:t>
-      </w:r>
-      <w:r>
-        <w:fldChar w:fldCharType="end"/>
-      </w:r>
+      <w:hyperlink r:id="rId5" w:history="1">
+        <w:r>
+          <w:rPr>
+            <w:rStyle w:val="Hipervnculo"/>
+            <w:rFonts w:ascii="Arial" w:hAnsi="Arial" w:cs="Arial"/>
+            <w:b/>
+            <w:bCs/>
+            <w:highlight w:val="yellow"/>
+            <w:lang w:val="es-EC"/>
+          </w:rPr>
+          <w:t>https://dtcc-arconel-gob-ec.streamlit.app/</w:t>
+        </w:r>
+      </w:hyperlink>
       <w:r>
         <w:rPr>
           <w:rFonts w:ascii="Arial" w:hAnsi="Arial" w:cs="Arial"/>
@@ -219,7 +206,7 @@
                     <pic:cNvPicPr/>
                   </pic:nvPicPr>
                   <pic:blipFill>
-                    <a:blip r:embed="rId5"/>
+                    <a:blip r:embed="rId6"/>
                     <a:stretch>
                       <a:fillRect/>
                     </a:stretch>
@@ -286,7 +273,7 @@
                     <pic:cNvPicPr/>
                   </pic:nvPicPr>
                   <pic:blipFill>
-                    <a:blip r:embed="rId6"/>
+                    <a:blip r:embed="rId7"/>
                     <a:stretch>
                       <a:fillRect/>
                     </a:stretch>
@@ -598,7 +585,7 @@
                     <pic:cNvPicPr/>
                   </pic:nvPicPr>
                   <pic:blipFill>
-                    <a:blip r:embed="rId7"/>
+                    <a:blip r:embed="rId8"/>
                     <a:stretch>
                       <a:fillRect/>
                     </a:stretch>
@@ -744,7 +731,7 @@
                     <pic:cNvPicPr/>
                   </pic:nvPicPr>
                   <pic:blipFill>
-                    <a:blip r:embed="rId8"/>
+                    <a:blip r:embed="rId9"/>
                     <a:stretch>
                       <a:fillRect/>
                     </a:stretch>
@@ -853,7 +840,7 @@
                     <pic:cNvPicPr/>
                   </pic:nvPicPr>
                   <pic:blipFill>
-                    <a:blip r:embed="rId9"/>
+                    <a:blip r:embed="rId10"/>
                     <a:stretch>
                       <a:fillRect/>
                     </a:stretch>
@@ -926,7 +913,7 @@
                     <pic:cNvPicPr/>
                   </pic:nvPicPr>
                   <pic:blipFill>
-                    <a:blip r:embed="rId10"/>
+                    <a:blip r:embed="rId11"/>
                     <a:stretch>
                       <a:fillRect/>
                     </a:stretch>
@@ -1050,7 +1037,7 @@
                     <pic:cNvPicPr/>
                   </pic:nvPicPr>
                   <pic:blipFill>
-                    <a:blip r:embed="rId11"/>
+                    <a:blip r:embed="rId12"/>
                     <a:stretch>
                       <a:fillRect/>
                     </a:stretch>
@@ -1130,7 +1117,7 @@
                     <pic:cNvPicPr/>
                   </pic:nvPicPr>
                   <pic:blipFill>
-                    <a:blip r:embed="rId12"/>
+                    <a:blip r:embed="rId13"/>
                     <a:stretch>
                       <a:fillRect/>
                     </a:stretch>
@@ -1198,23 +1185,21 @@
           <w:lang w:val="es-EC"/>
         </w:rPr>
         <w:lastRenderedPageBreak/>
-        <w:t xml:space="preserve">pertenezca y colocar la contraseña que se adjuntará al correo del </w:t>
-      </w:r>
-      <w:proofErr w:type="spellStart"/>
-      <w:r>
-        <w:rPr>
-          <w:rFonts w:ascii="Arial" w:hAnsi="Arial" w:cs="Arial"/>
-          <w:lang w:val="es-EC"/>
-        </w:rPr>
-        <w:t>respéctivo</w:t>
-      </w:r>
-      <w:proofErr w:type="spellEnd"/>
-      <w:r>
-        <w:rPr>
-          <w:rFonts w:ascii="Arial" w:hAnsi="Arial" w:cs="Arial"/>
-          <w:lang w:val="es-EC"/>
-        </w:rPr>
-        <w:t xml:space="preserve"> personal designado.</w:t>
+        <w:t>pertenezca y colocar la contraseña que se adjuntará al correo del resp</w:t>
+      </w:r>
+      <w:r>
+        <w:rPr>
+          <w:rFonts w:ascii="Arial" w:hAnsi="Arial" w:cs="Arial"/>
+          <w:lang w:val="es-EC"/>
+        </w:rPr>
+        <w:t>e</w:t>
+      </w:r>
+      <w:r>
+        <w:rPr>
+          <w:rFonts w:ascii="Arial" w:hAnsi="Arial" w:cs="Arial"/>
+          <w:lang w:val="es-EC"/>
+        </w:rPr>
+        <w:t>ctivo personal designado.</w:t>
       </w:r>
     </w:p>
     <w:p>
@@ -1325,7 +1310,7 @@
                     <pic:cNvPicPr/>
                   </pic:nvPicPr>
                   <pic:blipFill>
-                    <a:blip r:embed="rId13"/>
+                    <a:blip r:embed="rId14"/>
                     <a:stretch>
                       <a:fillRect/>
                     </a:stretch>
@@ -1514,7 +1499,7 @@
                     <pic:cNvPicPr/>
                   </pic:nvPicPr>
                   <pic:blipFill>
-                    <a:blip r:embed="rId14"/>
+                    <a:blip r:embed="rId15"/>
                     <a:stretch>
                       <a:fillRect/>
                     </a:stretch>
@@ -1692,7 +1677,7 @@
                     <pic:cNvPicPr/>
                   </pic:nvPicPr>
                   <pic:blipFill>
-                    <a:blip r:embed="rId15"/>
+                    <a:blip r:embed="rId16"/>
                     <a:stretch>
                       <a:fillRect/>
                     </a:stretch>
@@ -1929,7 +1914,7 @@
                     <pic:cNvPicPr/>
                   </pic:nvPicPr>
                   <pic:blipFill>
-                    <a:blip r:embed="rId16"/>
+                    <a:blip r:embed="rId17"/>
                     <a:stretch>
                       <a:fillRect/>
                     </a:stretch>
@@ -1984,6 +1969,7 @@
       <w:r>
         <w:rPr>
           <w:rFonts w:ascii="Arial" w:hAnsi="Arial" w:cs="Arial"/>
+          <w:noProof/>
           <w:lang w:val="es-EC"/>
         </w:rPr>
         <w:drawing>
@@ -2002,7 +1988,7 @@
                     <pic:cNvPicPr/>
                   </pic:nvPicPr>
                   <pic:blipFill>
-                    <a:blip r:embed="rId17"/>
+                    <a:blip r:embed="rId18"/>
                     <a:stretch>
                       <a:fillRect/>
                     </a:stretch>

--- a/Instructivo_Entrega de información.docx
+++ b/Instructivo_Entrega de información.docx
@@ -27,29 +27,23 @@
         <w:spacing w:after="0"/>
         <w:jc w:val="both"/>
         <w:rPr>
+          <w:lang w:val="es-EC"/>
+        </w:rPr>
+      </w:pPr>
+      <w:r>
+        <w:rPr>
           <w:rFonts w:ascii="Arial" w:hAnsi="Arial" w:cs="Arial"/>
           <w:b/>
           <w:bCs/>
-          <w:highlight w:val="yellow"/>
-          <w:lang w:val="es-EC"/>
-        </w:rPr>
-      </w:pPr>
+          <w:lang w:val="es-EC"/>
+        </w:rPr>
+        <w:t>Enlace de carga de información:</w:t>
+      </w:r>
       <w:r>
         <w:rPr>
           <w:rFonts w:ascii="Arial" w:hAnsi="Arial" w:cs="Arial"/>
           <w:b/>
           <w:bCs/>
-          <w:highlight w:val="yellow"/>
-          <w:lang w:val="es-EC"/>
-        </w:rPr>
-        <w:t>Enlace de carga de información:</w:t>
-      </w:r>
-      <w:r>
-        <w:rPr>
-          <w:rFonts w:ascii="Arial" w:hAnsi="Arial" w:cs="Arial"/>
-          <w:b/>
-          <w:bCs/>
-          <w:highlight w:val="yellow"/>
           <w:lang w:val="es-EC"/>
         </w:rPr>
         <w:t xml:space="preserve"> </w:t>
@@ -58,16 +52,17 @@
         <w:r>
           <w:rPr>
             <w:rStyle w:val="Hipervnculo"/>
-            <w:rFonts w:ascii="Arial" w:hAnsi="Arial" w:cs="Arial"/>
-            <w:b/>
-            <w:bCs/>
             <w:highlight w:val="yellow"/>
             <w:lang w:val="es-EC"/>
           </w:rPr>
-          <w:t>https://dtcc-arconel-gob-ec.streamlit.app/</w:t>
+          <w:t>https://arconelgobec.streamlit.app/</w:t>
         </w:r>
       </w:hyperlink>
-      <w:r>
+    </w:p>
+    <w:p>
+      <w:pPr>
+        <w:spacing w:after="0"/>
+        <w:jc w:val="both"/>
         <w:rPr>
           <w:rFonts w:ascii="Arial" w:hAnsi="Arial" w:cs="Arial"/>
           <w:b/>
@@ -75,17 +70,17 @@
           <w:highlight w:val="yellow"/>
           <w:lang w:val="es-EC"/>
         </w:rPr>
+      </w:pPr>
+      <w:r>
+        <w:rPr>
+          <w:rFonts w:ascii="Arial" w:hAnsi="Arial" w:cs="Arial"/>
+          <w:b/>
+          <w:bCs/>
+          <w:highlight w:val="yellow"/>
+          <w:lang w:val="es-EC"/>
+        </w:rPr>
         <w:t xml:space="preserve"> </w:t>
       </w:r>
-    </w:p>
-    <w:p>
-      <w:pPr>
-        <w:jc w:val="both"/>
-        <w:rPr>
-          <w:rFonts w:ascii="Arial" w:hAnsi="Arial" w:cs="Arial"/>
-          <w:lang w:val="es-EC"/>
-        </w:rPr>
-      </w:pPr>
     </w:p>
     <w:p>
       <w:pPr>
@@ -680,7 +675,6 @@
         </w:rPr>
         <w:t xml:space="preserve">Presione </w:t>
       </w:r>
-      <w:proofErr w:type="spellStart"/>
       <w:r>
         <w:rPr>
           <w:rFonts w:ascii="Arial" w:hAnsi="Arial" w:cs="Arial"/>
@@ -690,7 +684,6 @@
         </w:rPr>
         <w:t>Upload</w:t>
       </w:r>
-      <w:proofErr w:type="spellEnd"/>
       <w:r>
         <w:rPr>
           <w:rFonts w:ascii="Arial" w:hAnsi="Arial" w:cs="Arial"/>
@@ -1792,7 +1785,14 @@
           <w:rFonts w:ascii="Arial" w:hAnsi="Arial" w:cs="Arial"/>
           <w:lang w:val="es-EC"/>
         </w:rPr>
-        <w:t xml:space="preserve"> de la Dirección Técnica de Control de Comercialización.</w:t>
+        <w:t xml:space="preserve"> de la </w:t>
+      </w:r>
+      <w:r>
+        <w:rPr>
+          <w:rFonts w:ascii="Arial" w:hAnsi="Arial" w:cs="Arial"/>
+          <w:lang w:val="es-EC"/>
+        </w:rPr>
+        <w:t>ARCONEL.</w:t>
       </w:r>
     </w:p>
     <w:p>
@@ -3457,7 +3457,6 @@
   <w:style w:type="character" w:default="1" w:styleId="Fuentedeprrafopredeter">
     <w:name w:val="Default Paragraph Font"/>
     <w:uiPriority w:val="1"/>
-    <w:semiHidden/>
     <w:unhideWhenUsed/>
   </w:style>
   <w:style w:type="table" w:default="1" w:styleId="Tablanormal">

--- a/Instructivo_Entrega de información.docx
+++ b/Instructivo_Entrega de información.docx
@@ -1,6 +1,6 @@
 
 <file path=word/document.xml><?xml version="1.0" encoding="utf-8"?>
-<w:document xmlns:wpc="http://schemas.microsoft.com/office/word/2010/wordprocessingCanvas" xmlns:cx="http://schemas.microsoft.com/office/drawing/2014/chartex" xmlns:cx1="http://schemas.microsoft.com/office/drawing/2015/9/8/chartex" xmlns:cx2="http://schemas.microsoft.com/office/drawing/2015/10/21/chartex" xmlns:cx3="http://schemas.microsoft.com/office/drawing/2016/5/9/chartex" xmlns:cx4="http://schemas.microsoft.com/office/drawing/2016/5/10/chartex" xmlns:cx5="http://schemas.microsoft.com/office/drawing/2016/5/11/chartex" xmlns:cx6="http://schemas.microsoft.com/office/drawing/2016/5/12/chartex" xmlns:cx7="http://schemas.microsoft.com/office/drawing/2016/5/13/chartex" xmlns:cx8="http://schemas.microsoft.com/office/drawing/2016/5/14/chartex" xmlns:mc="http://schemas.openxmlformats.org/markup-compatibility/2006" xmlns:aink="http://schemas.microsoft.com/office/drawing/2016/ink" xmlns:am3d="http://schemas.microsoft.com/office/drawing/2017/model3d" xmlns:o="urn:schemas-microsoft-com:office:office" xmlns:oel="http://schemas.microsoft.com/office/2019/extlst" xmlns:r="http://schemas.openxmlformats.org/officeDocument/2006/relationships" xmlns:m="http://schemas.openxmlformats.org/officeDocument/2006/math" xmlns:v="urn:schemas-microsoft-com:vml" xmlns:wp14="http://schemas.microsoft.com/office/word/2010/wordprocessingDrawing" xmlns:wp="http://schemas.openxmlformats.org/drawingml/2006/wordprocessingDrawing" xmlns:w10="urn:schemas-microsoft-com:office:word" xmlns:w="http://schemas.openxmlformats.org/wordprocessingml/2006/main" xmlns:w14="http://schemas.microsoft.com/office/word/2010/wordml" xmlns:w15="http://schemas.microsoft.com/office/word/2012/wordml" xmlns:w16cex="http://schemas.microsoft.com/office/word/2018/wordml/cex" xmlns:w16cid="http://schemas.microsoft.com/office/word/2016/wordml/cid" xmlns:w16="http://schemas.microsoft.com/office/word/2018/wordml" xmlns:w16du="http://schemas.microsoft.com/office/word/2023/wordml/word16du" xmlns:w16sdtdh="http://schemas.microsoft.com/office/word/2020/wordml/sdtdatahash" xmlns:w16sdtfl="http://schemas.microsoft.com/office/word/2024/wordml/sdtformatlock" xmlns:w16se="http://schemas.microsoft.com/office/word/2015/wordml/symex" xmlns:wpg="http://schemas.microsoft.com/office/word/2010/wordprocessingGroup" xmlns:wpi="http://schemas.microsoft.com/office/word/2010/wordprocessingInk" xmlns:wne="http://schemas.microsoft.com/office/word/2006/wordml" xmlns:wps="http://schemas.microsoft.com/office/word/2010/wordprocessingShape" mc:Ignorable="w14 w15 w16se w16cid w16 w16cex w16sdtdh w16sdtfl w16du wp14">
+<w:document xmlns:wpc="http://schemas.microsoft.com/office/word/2010/wordprocessingCanvas" xmlns:cx="http://schemas.microsoft.com/office/drawing/2014/chartex" xmlns:cx1="http://schemas.microsoft.com/office/drawing/2015/9/8/chartex" xmlns:cx2="http://schemas.microsoft.com/office/drawing/2015/10/21/chartex" xmlns:cx3="http://schemas.microsoft.com/office/drawing/2016/5/9/chartex" xmlns:cx4="http://schemas.microsoft.com/office/drawing/2016/5/10/chartex" xmlns:cx5="http://schemas.microsoft.com/office/drawing/2016/5/11/chartex" xmlns:cx6="http://schemas.microsoft.com/office/drawing/2016/5/12/chartex" xmlns:cx7="http://schemas.microsoft.com/office/drawing/2016/5/13/chartex" xmlns:cx8="http://schemas.microsoft.com/office/drawing/2016/5/14/chartex" xmlns:mc="http://schemas.openxmlformats.org/markup-compatibility/2006" xmlns:aink="http://schemas.microsoft.com/office/drawing/2016/ink" xmlns:am3d="http://schemas.microsoft.com/office/drawing/2017/model3d" xmlns:o="urn:schemas-microsoft-com:office:office" xmlns:oel="http://schemas.microsoft.com/office/2019/extlst" xmlns:r="http://schemas.openxmlformats.org/officeDocument/2006/relationships" xmlns:m="http://schemas.openxmlformats.org/officeDocument/2006/math" xmlns:v="urn:schemas-microsoft-com:vml" xmlns:wp14="http://schemas.microsoft.com/office/word/2010/wordprocessingDrawing" xmlns:wp="http://schemas.openxmlformats.org/drawingml/2006/wordprocessingDrawing" xmlns:w10="urn:schemas-microsoft-com:office:word" xmlns:w="http://schemas.openxmlformats.org/wordprocessingml/2006/main" xmlns:w14="http://schemas.microsoft.com/office/word/2010/wordml" xmlns:w15="http://schemas.microsoft.com/office/word/2012/wordml" xmlns:w16cei="http://schemas.microsoft.com/office/word/2026/wordml/cei" xmlns:w16cex="http://schemas.microsoft.com/office/word/2018/wordml/cex" xmlns:w16cid="http://schemas.microsoft.com/office/word/2016/wordml/cid" xmlns:w16="http://schemas.microsoft.com/office/word/2018/wordml" xmlns:w16du="http://schemas.microsoft.com/office/word/2023/wordml/word16du" xmlns:w16sdtdh="http://schemas.microsoft.com/office/word/2020/wordml/sdtdatahash" xmlns:w16sdtfl="http://schemas.microsoft.com/office/word/2024/wordml/sdtformatlock" xmlns:w16se="http://schemas.microsoft.com/office/word/2015/wordml/symex" xmlns:wpg="http://schemas.microsoft.com/office/word/2010/wordprocessingGroup" xmlns:wpi="http://schemas.microsoft.com/office/word/2010/wordprocessingInk" xmlns:wne="http://schemas.microsoft.com/office/word/2006/wordml" xmlns:wps="http://schemas.microsoft.com/office/word/2010/wordprocessingShape" mc:Ignorable="w14 w15 w16se w16cid w16 w16cex w16sdtdh w16sdtfl w16du wp14">
   <w:body>
     <w:p>
       <w:pPr>
@@ -675,6 +675,7 @@
         </w:rPr>
         <w:t xml:space="preserve">Presione </w:t>
       </w:r>
+      <w:proofErr w:type="spellStart"/>
       <w:r>
         <w:rPr>
           <w:rFonts w:ascii="Arial" w:hAnsi="Arial" w:cs="Arial"/>
@@ -684,6 +685,7 @@
         </w:rPr>
         <w:t>Upload</w:t>
       </w:r>
+      <w:proofErr w:type="spellEnd"/>
       <w:r>
         <w:rPr>
           <w:rFonts w:ascii="Arial" w:hAnsi="Arial" w:cs="Arial"/>
@@ -705,14 +707,13 @@
       <w:r>
         <w:rPr>
           <w:rFonts w:ascii="Arial" w:hAnsi="Arial" w:cs="Arial"/>
-          <w:noProof/>
           <w:lang w:val="es-EC"/>
         </w:rPr>
         <w:drawing>
-          <wp:inline distT="0" distB="0" distL="0" distR="0" wp14:anchorId="0F8BBEBF" wp14:editId="0DEF6430">
-            <wp:extent cx="5040000" cy="3218400"/>
-            <wp:effectExtent l="0" t="0" r="8255" b="1270"/>
-            <wp:docPr id="1180731074" name="Imagen 1"/>
+          <wp:inline distT="0" distB="0" distL="0" distR="0" wp14:anchorId="3A22698A" wp14:editId="35368C9A">
+            <wp:extent cx="5943600" cy="3434080"/>
+            <wp:effectExtent l="0" t="0" r="0" b="0"/>
+            <wp:docPr id="1753061819" name="Imagen 1"/>
             <wp:cNvGraphicFramePr>
               <a:graphicFrameLocks xmlns:a="http://schemas.openxmlformats.org/drawingml/2006/main" noChangeAspect="1"/>
             </wp:cNvGraphicFramePr>
@@ -720,7 +721,7 @@
               <a:graphicData uri="http://schemas.openxmlformats.org/drawingml/2006/picture">
                 <pic:pic xmlns:pic="http://schemas.openxmlformats.org/drawingml/2006/picture">
                   <pic:nvPicPr>
-                    <pic:cNvPr id="1180731074" name=""/>
+                    <pic:cNvPr id="1753061819" name=""/>
                     <pic:cNvPicPr/>
                   </pic:nvPicPr>
                   <pic:blipFill>
@@ -732,7 +733,7 @@
                   <pic:spPr>
                     <a:xfrm>
                       <a:off x="0" y="0"/>
-                      <a:ext cx="5040000" cy="3218400"/>
+                      <a:ext cx="5943600" cy="3434080"/>
                     </a:xfrm>
                     <a:prstGeom prst="rect">
                       <a:avLst/>
@@ -813,15 +814,15 @@
       </w:pPr>
       <w:r>
         <w:rPr>
-          <w:noProof/>
+          <w:rFonts w:ascii="Arial" w:hAnsi="Arial" w:cs="Arial"/>
           <w:lang w:val="es-EC"/>
         </w:rPr>
         <w:lastRenderedPageBreak/>
         <w:drawing>
-          <wp:inline distT="0" distB="0" distL="0" distR="0" wp14:anchorId="2B4D5CB2" wp14:editId="20C21E09">
-            <wp:extent cx="3330000" cy="1080000"/>
-            <wp:effectExtent l="0" t="0" r="3810" b="6350"/>
-            <wp:docPr id="179758942" name="Imagen 1"/>
+          <wp:inline distT="0" distB="0" distL="0" distR="0" wp14:anchorId="7ECF1496" wp14:editId="6955C5F6">
+            <wp:extent cx="4839375" cy="2772162"/>
+            <wp:effectExtent l="0" t="0" r="0" b="9525"/>
+            <wp:docPr id="2104549970" name="Imagen 1"/>
             <wp:cNvGraphicFramePr>
               <a:graphicFrameLocks xmlns:a="http://schemas.openxmlformats.org/drawingml/2006/main" noChangeAspect="1"/>
             </wp:cNvGraphicFramePr>
@@ -829,7 +830,7 @@
               <a:graphicData uri="http://schemas.openxmlformats.org/drawingml/2006/picture">
                 <pic:pic xmlns:pic="http://schemas.openxmlformats.org/drawingml/2006/picture">
                   <pic:nvPicPr>
-                    <pic:cNvPr id="179758942" name=""/>
+                    <pic:cNvPr id="2104549970" name=""/>
                     <pic:cNvPicPr/>
                   </pic:nvPicPr>
                   <pic:blipFill>
@@ -841,7 +842,7 @@
                   <pic:spPr>
                     <a:xfrm>
                       <a:off x="0" y="0"/>
-                      <a:ext cx="3330000" cy="1080000"/>
+                      <a:ext cx="4839375" cy="2772162"/>
                     </a:xfrm>
                     <a:prstGeom prst="rect">
                       <a:avLst/>
@@ -872,7 +873,21 @@
           <w:rFonts w:ascii="Arial" w:hAnsi="Arial" w:cs="Arial"/>
           <w:lang w:val="es-EC"/>
         </w:rPr>
-        <w:t>Si el nombre se ajusta a los lineamientos establecidos, se desplegará un botón de validación.</w:t>
+        <w:t>Si el nombre se ajusta a los lineamientos establecidos, se desplegará un botón de validación</w:t>
+      </w:r>
+      <w:r>
+        <w:rPr>
+          <w:rFonts w:ascii="Arial" w:hAnsi="Arial" w:cs="Arial"/>
+          <w:lang w:val="es-EC"/>
+        </w:rPr>
+        <w:t xml:space="preserve"> y una lista desplegable para que seleccione el nombre de la respectiva distribuidora y una entrada para colocar la contraseña que se le asignará</w:t>
+      </w:r>
+      <w:r>
+        <w:rPr>
+          <w:rFonts w:ascii="Arial" w:hAnsi="Arial" w:cs="Arial"/>
+          <w:lang w:val="es-EC"/>
+        </w:rPr>
+        <w:t>.</w:t>
       </w:r>
     </w:p>
     <w:p>
@@ -887,14 +902,13 @@
       <w:r>
         <w:rPr>
           <w:rFonts w:ascii="Arial" w:hAnsi="Arial" w:cs="Arial"/>
-          <w:noProof/>
           <w:lang w:val="es-EC"/>
         </w:rPr>
         <w:drawing>
-          <wp:inline distT="0" distB="0" distL="0" distR="0" wp14:anchorId="1A2597F7" wp14:editId="3E4A7ADC">
-            <wp:extent cx="5040000" cy="961200"/>
-            <wp:effectExtent l="0" t="0" r="0" b="0"/>
-            <wp:docPr id="1717869681" name="Imagen 1"/>
+          <wp:inline distT="0" distB="0" distL="0" distR="0" wp14:anchorId="302BDE89" wp14:editId="1E050BE2">
+            <wp:extent cx="4839375" cy="1991003"/>
+            <wp:effectExtent l="0" t="0" r="0" b="9525"/>
+            <wp:docPr id="439516276" name="Imagen 1"/>
             <wp:cNvGraphicFramePr>
               <a:graphicFrameLocks xmlns:a="http://schemas.openxmlformats.org/drawingml/2006/main" noChangeAspect="1"/>
             </wp:cNvGraphicFramePr>
@@ -902,7 +916,7 @@
               <a:graphicData uri="http://schemas.openxmlformats.org/drawingml/2006/picture">
                 <pic:pic xmlns:pic="http://schemas.openxmlformats.org/drawingml/2006/picture">
                   <pic:nvPicPr>
-                    <pic:cNvPr id="1717869681" name=""/>
+                    <pic:cNvPr id="439516276" name=""/>
                     <pic:cNvPicPr/>
                   </pic:nvPicPr>
                   <pic:blipFill>
@@ -914,7 +928,7 @@
                   <pic:spPr>
                     <a:xfrm>
                       <a:off x="0" y="0"/>
-                      <a:ext cx="5040000" cy="961200"/>
+                      <a:ext cx="4839375" cy="1991003"/>
                     </a:xfrm>
                     <a:prstGeom prst="rect">
                       <a:avLst/>
@@ -952,7 +966,7 @@
           <w:rFonts w:ascii="Arial" w:hAnsi="Arial" w:cs="Arial"/>
           <w:lang w:val="es-EC"/>
         </w:rPr>
-        <w:t>P</w:t>
+        <w:t>Seleccione el nombre de su distribuidora, ingrese su contraseña y p</w:t>
       </w:r>
       <w:r>
         <w:rPr>
@@ -1003,22 +1017,22 @@
     </w:p>
     <w:p>
       <w:pPr>
-        <w:jc w:val="right"/>
-        <w:rPr>
-          <w:rFonts w:ascii="Arial" w:hAnsi="Arial" w:cs="Arial"/>
-          <w:lang w:val="es-EC"/>
-        </w:rPr>
-      </w:pPr>
-      <w:r>
-        <w:rPr>
-          <w:noProof/>
+        <w:jc w:val="center"/>
+        <w:rPr>
+          <w:rFonts w:ascii="Arial" w:hAnsi="Arial" w:cs="Arial"/>
+          <w:lang w:val="es-EC"/>
+        </w:rPr>
+      </w:pPr>
+      <w:r>
+        <w:rPr>
+          <w:rFonts w:ascii="Arial" w:hAnsi="Arial" w:cs="Arial"/>
           <w:lang w:val="es-EC"/>
         </w:rPr>
         <w:drawing>
-          <wp:inline distT="0" distB="0" distL="0" distR="0" wp14:anchorId="4B0ADF44" wp14:editId="196E79FC">
-            <wp:extent cx="5040000" cy="1483200"/>
-            <wp:effectExtent l="0" t="0" r="0" b="3175"/>
-            <wp:docPr id="1555594406" name="Imagen 1"/>
+          <wp:inline distT="0" distB="0" distL="0" distR="0" wp14:anchorId="47DE3516" wp14:editId="50EA9571">
+            <wp:extent cx="3196800" cy="1152000"/>
+            <wp:effectExtent l="0" t="0" r="3810" b="0"/>
+            <wp:docPr id="15349913" name="Imagen 1"/>
             <wp:cNvGraphicFramePr>
               <a:graphicFrameLocks xmlns:a="http://schemas.openxmlformats.org/drawingml/2006/main" noChangeAspect="1"/>
             </wp:cNvGraphicFramePr>
@@ -1026,7 +1040,7 @@
               <a:graphicData uri="http://schemas.openxmlformats.org/drawingml/2006/picture">
                 <pic:pic xmlns:pic="http://schemas.openxmlformats.org/drawingml/2006/picture">
                   <pic:nvPicPr>
-                    <pic:cNvPr id="1555594406" name=""/>
+                    <pic:cNvPr id="15349913" name=""/>
                     <pic:cNvPicPr/>
                   </pic:nvPicPr>
                   <pic:blipFill>
@@ -1038,7 +1052,7 @@
                   <pic:spPr>
                     <a:xfrm>
                       <a:off x="0" y="0"/>
-                      <a:ext cx="5040000" cy="1483200"/>
+                      <a:ext cx="3196800" cy="1152000"/>
                     </a:xfrm>
                     <a:prstGeom prst="rect">
                       <a:avLst/>
@@ -1069,6 +1083,7 @@
           <w:rFonts w:ascii="Arial" w:hAnsi="Arial" w:cs="Arial"/>
           <w:lang w:val="es-EC"/>
         </w:rPr>
+        <w:lastRenderedPageBreak/>
         <w:t>Además, e</w:t>
       </w:r>
       <w:r>
@@ -1082,23 +1097,22 @@
     <w:p>
       <w:pPr>
         <w:ind w:left="1080"/>
-        <w:jc w:val="right"/>
-        <w:rPr>
-          <w:rFonts w:ascii="Arial" w:hAnsi="Arial" w:cs="Arial"/>
-          <w:lang w:val="es-EC"/>
-        </w:rPr>
-      </w:pPr>
-      <w:r>
-        <w:rPr>
-          <w:rFonts w:ascii="Arial" w:hAnsi="Arial" w:cs="Arial"/>
-          <w:noProof/>
+        <w:jc w:val="center"/>
+        <w:rPr>
+          <w:rFonts w:ascii="Arial" w:hAnsi="Arial" w:cs="Arial"/>
+          <w:lang w:val="es-EC"/>
+        </w:rPr>
+      </w:pPr>
+      <w:r>
+        <w:rPr>
+          <w:rFonts w:ascii="Arial" w:hAnsi="Arial" w:cs="Arial"/>
           <w:lang w:val="es-EC"/>
         </w:rPr>
         <w:drawing>
-          <wp:inline distT="0" distB="0" distL="0" distR="0" wp14:anchorId="0922F355" wp14:editId="799EA748">
-            <wp:extent cx="5040000" cy="1461600"/>
-            <wp:effectExtent l="0" t="0" r="0" b="5715"/>
-            <wp:docPr id="543973690" name="Imagen 1"/>
+          <wp:inline distT="0" distB="0" distL="0" distR="0" wp14:anchorId="630C1EBB" wp14:editId="6303D1FC">
+            <wp:extent cx="5058481" cy="2448267"/>
+            <wp:effectExtent l="0" t="0" r="0" b="9525"/>
+            <wp:docPr id="1876573099" name="Imagen 1"/>
             <wp:cNvGraphicFramePr>
               <a:graphicFrameLocks xmlns:a="http://schemas.openxmlformats.org/drawingml/2006/main" noChangeAspect="1"/>
             </wp:cNvGraphicFramePr>
@@ -1106,7 +1120,7 @@
               <a:graphicData uri="http://schemas.openxmlformats.org/drawingml/2006/picture">
                 <pic:pic xmlns:pic="http://schemas.openxmlformats.org/drawingml/2006/picture">
                   <pic:nvPicPr>
-                    <pic:cNvPr id="543973690" name=""/>
+                    <pic:cNvPr id="1876573099" name=""/>
                     <pic:cNvPicPr/>
                   </pic:nvPicPr>
                   <pic:blipFill>
@@ -1118,7 +1132,7 @@
                   <pic:spPr>
                     <a:xfrm>
                       <a:off x="0" y="0"/>
-                      <a:ext cx="5040000" cy="1461600"/>
+                      <a:ext cx="5058481" cy="2448267"/>
                     </a:xfrm>
                     <a:prstGeom prst="rect">
                       <a:avLst/>
@@ -1149,103 +1163,14 @@
           <w:rFonts w:ascii="Arial" w:hAnsi="Arial" w:cs="Arial"/>
           <w:lang w:val="es-EC"/>
         </w:rPr>
-        <w:t xml:space="preserve"> </w:t>
-      </w:r>
-      <w:r>
-        <w:rPr>
-          <w:rFonts w:ascii="Arial" w:hAnsi="Arial" w:cs="Arial"/>
-          <w:lang w:val="es-EC"/>
-        </w:rPr>
-        <w:t>Una vez corregidas las an</w:t>
-      </w:r>
-      <w:r>
-        <w:rPr>
-          <w:rFonts w:ascii="Arial" w:hAnsi="Arial" w:cs="Arial"/>
-          <w:lang w:val="es-EC"/>
-        </w:rPr>
-        <w:t xml:space="preserve">teriores irregularidades, </w:t>
-      </w:r>
-      <w:r>
-        <w:rPr>
-          <w:rFonts w:ascii="Arial" w:hAnsi="Arial" w:cs="Arial"/>
-          <w:lang w:val="es-EC"/>
-        </w:rPr>
-        <w:t xml:space="preserve">el sistema generará una lista desplegable, donde deberá seleccionar la respectiva distribuidora a la que </w:t>
-      </w:r>
-      <w:r>
-        <w:rPr>
-          <w:rFonts w:ascii="Arial" w:hAnsi="Arial" w:cs="Arial"/>
-          <w:lang w:val="es-EC"/>
-        </w:rPr>
-        <w:lastRenderedPageBreak/>
-        <w:t>pertenezca y colocar la contraseña que se adjuntará al correo del resp</w:t>
-      </w:r>
-      <w:r>
-        <w:rPr>
-          <w:rFonts w:ascii="Arial" w:hAnsi="Arial" w:cs="Arial"/>
-          <w:lang w:val="es-EC"/>
-        </w:rPr>
-        <w:t>e</w:t>
-      </w:r>
-      <w:r>
-        <w:rPr>
-          <w:rFonts w:ascii="Arial" w:hAnsi="Arial" w:cs="Arial"/>
-          <w:lang w:val="es-EC"/>
-        </w:rPr>
-        <w:t>ctivo personal designado.</w:t>
-      </w:r>
-    </w:p>
-    <w:p>
-      <w:pPr>
-        <w:pStyle w:val="Prrafodelista"/>
-        <w:ind w:left="1080"/>
-        <w:jc w:val="both"/>
-        <w:rPr>
-          <w:rFonts w:ascii="Arial" w:hAnsi="Arial" w:cs="Arial"/>
-          <w:lang w:val="es-EC"/>
-        </w:rPr>
-      </w:pPr>
-    </w:p>
-    <w:p>
-      <w:pPr>
-        <w:pStyle w:val="Prrafodelista"/>
-        <w:numPr>
-          <w:ilvl w:val="1"/>
-          <w:numId w:val="7"/>
-        </w:numPr>
-        <w:jc w:val="both"/>
-        <w:rPr>
-          <w:rFonts w:ascii="Arial" w:hAnsi="Arial" w:cs="Arial"/>
-          <w:lang w:val="es-EC"/>
-        </w:rPr>
-      </w:pPr>
-      <w:r>
-        <w:rPr>
-          <w:rFonts w:ascii="Arial" w:hAnsi="Arial" w:cs="Arial"/>
-          <w:lang w:val="es-EC"/>
-        </w:rPr>
-        <w:t xml:space="preserve">Presione validar para que </w:t>
-      </w:r>
-      <w:r>
-        <w:rPr>
-          <w:rFonts w:ascii="Arial" w:hAnsi="Arial" w:cs="Arial"/>
-          <w:lang w:val="es-EC"/>
-        </w:rPr>
-        <w:t>el sistema gener</w:t>
-      </w:r>
-      <w:r>
-        <w:rPr>
-          <w:rFonts w:ascii="Arial" w:hAnsi="Arial" w:cs="Arial"/>
-          <w:lang w:val="es-EC"/>
-        </w:rPr>
-        <w:t>e</w:t>
-      </w:r>
-      <w:r>
-        <w:rPr>
-          <w:rFonts w:ascii="Arial" w:hAnsi="Arial" w:cs="Arial"/>
-          <w:lang w:val="es-EC"/>
-        </w:rPr>
-        <w:t xml:space="preserve"> un resumen del recuento de errores hallados en su documento y un botón de descarga, el cual le permitirá descargar un archivo en formato </w:t>
+        <w:t xml:space="preserve"> Una vez que las anteriores </w:t>
+      </w:r>
+      <w:r>
+        <w:rPr>
+          <w:rFonts w:ascii="Arial" w:hAnsi="Arial" w:cs="Arial"/>
+          <w:lang w:val="es-EC"/>
+        </w:rPr>
+        <w:t>novedades se hayan solventado, se procederá a validar la calidad de los datos, en base a las indicaciones del instructivo que contiene los valores que deben ser ingresados en cada campo</w:t>
       </w:r>
       <w:r>
         <w:rPr>
@@ -1253,22 +1178,6 @@
           <w:lang w:val="es-EC"/>
         </w:rPr>
         <w:t>.</w:t>
-      </w:r>
-      <w:r>
-        <w:rPr>
-          <w:rFonts w:ascii="Arial" w:hAnsi="Arial" w:cs="Arial"/>
-          <w:b/>
-          <w:bCs/>
-          <w:lang w:val="es-EC"/>
-        </w:rPr>
-        <w:t>xlsx</w:t>
-      </w:r>
-      <w:r>
-        <w:rPr>
-          <w:rFonts w:ascii="Arial" w:hAnsi="Arial" w:cs="Arial"/>
-          <w:lang w:val="es-EC"/>
-        </w:rPr>
-        <w:t xml:space="preserve"> con los errores hallados en sus formularios.</w:t>
       </w:r>
     </w:p>
     <w:p>
@@ -1284,14 +1193,13 @@
       <w:r>
         <w:rPr>
           <w:rFonts w:ascii="Arial" w:hAnsi="Arial" w:cs="Arial"/>
-          <w:noProof/>
           <w:lang w:val="es-EC"/>
         </w:rPr>
         <w:drawing>
-          <wp:inline distT="0" distB="0" distL="0" distR="0" wp14:anchorId="718B2478" wp14:editId="4F56A764">
-            <wp:extent cx="3571200" cy="3600000"/>
-            <wp:effectExtent l="0" t="0" r="0" b="635"/>
-            <wp:docPr id="146699922" name="Imagen 1"/>
+          <wp:inline distT="0" distB="0" distL="0" distR="0" wp14:anchorId="69B40C20" wp14:editId="52AD9342">
+            <wp:extent cx="3189600" cy="4410000"/>
+            <wp:effectExtent l="0" t="0" r="0" b="0"/>
+            <wp:docPr id="296427685" name="Imagen 1"/>
             <wp:cNvGraphicFramePr>
               <a:graphicFrameLocks xmlns:a="http://schemas.openxmlformats.org/drawingml/2006/main" noChangeAspect="1"/>
             </wp:cNvGraphicFramePr>
@@ -1299,7 +1207,7 @@
               <a:graphicData uri="http://schemas.openxmlformats.org/drawingml/2006/picture">
                 <pic:pic xmlns:pic="http://schemas.openxmlformats.org/drawingml/2006/picture">
                   <pic:nvPicPr>
-                    <pic:cNvPr id="146699922" name=""/>
+                    <pic:cNvPr id="296427685" name=""/>
                     <pic:cNvPicPr/>
                   </pic:nvPicPr>
                   <pic:blipFill>
@@ -1311,7 +1219,7 @@
                   <pic:spPr>
                     <a:xfrm>
                       <a:off x="0" y="0"/>
-                      <a:ext cx="3571200" cy="3600000"/>
+                      <a:ext cx="3189600" cy="4410000"/>
                     </a:xfrm>
                     <a:prstGeom prst="rect">
                       <a:avLst/>
@@ -1327,6 +1235,17 @@
     <w:p>
       <w:pPr>
         <w:pStyle w:val="Prrafodelista"/>
+        <w:ind w:left="1080"/>
+        <w:jc w:val="center"/>
+        <w:rPr>
+          <w:rFonts w:ascii="Arial" w:hAnsi="Arial" w:cs="Arial"/>
+          <w:lang w:val="es-EC"/>
+        </w:rPr>
+      </w:pPr>
+    </w:p>
+    <w:p>
+      <w:pPr>
+        <w:pStyle w:val="Prrafodelista"/>
         <w:numPr>
           <w:ilvl w:val="1"/>
           <w:numId w:val="7"/>
@@ -1349,7 +1268,14 @@
           <w:rFonts w:ascii="Arial" w:hAnsi="Arial" w:cs="Arial"/>
           <w:lang w:val="es-EC"/>
         </w:rPr>
-        <w:t xml:space="preserve">Presione </w:t>
+        <w:t>Si su documento presenta errores de validación, p</w:t>
+      </w:r>
+      <w:r>
+        <w:rPr>
+          <w:rFonts w:ascii="Arial" w:hAnsi="Arial" w:cs="Arial"/>
+          <w:lang w:val="es-EC"/>
+        </w:rPr>
+        <w:t xml:space="preserve">resione </w:t>
       </w:r>
       <w:r>
         <w:rPr>
@@ -1536,7 +1462,6 @@
           <w:rFonts w:ascii="Arial" w:hAnsi="Arial" w:cs="Arial"/>
           <w:lang w:val="es-EC"/>
         </w:rPr>
-        <w:lastRenderedPageBreak/>
         <w:t xml:space="preserve"> </w:t>
       </w:r>
       <w:r>
@@ -1589,17 +1514,6 @@
     <w:p>
       <w:pPr>
         <w:pStyle w:val="Prrafodelista"/>
-        <w:ind w:left="1080"/>
-        <w:jc w:val="both"/>
-        <w:rPr>
-          <w:rFonts w:ascii="Arial" w:hAnsi="Arial" w:cs="Arial"/>
-          <w:lang w:val="es-EC"/>
-        </w:rPr>
-      </w:pPr>
-    </w:p>
-    <w:p>
-      <w:pPr>
-        <w:pStyle w:val="Prrafodelista"/>
         <w:numPr>
           <w:ilvl w:val="2"/>
           <w:numId w:val="7"/>
@@ -1642,23 +1556,22 @@
     <w:p>
       <w:pPr>
         <w:ind w:left="1080"/>
-        <w:jc w:val="both"/>
-        <w:rPr>
-          <w:rFonts w:ascii="Arial" w:hAnsi="Arial" w:cs="Arial"/>
-          <w:lang w:val="es-EC"/>
-        </w:rPr>
-      </w:pPr>
-      <w:r>
-        <w:rPr>
-          <w:rFonts w:ascii="Arial" w:hAnsi="Arial" w:cs="Arial"/>
-          <w:noProof/>
+        <w:jc w:val="center"/>
+        <w:rPr>
+          <w:rFonts w:ascii="Arial" w:hAnsi="Arial" w:cs="Arial"/>
+          <w:lang w:val="es-EC"/>
+        </w:rPr>
+      </w:pPr>
+      <w:r>
+        <w:rPr>
+          <w:rFonts w:ascii="Arial" w:hAnsi="Arial" w:cs="Arial"/>
           <w:lang w:val="es-EC"/>
         </w:rPr>
         <w:drawing>
-          <wp:inline distT="0" distB="0" distL="0" distR="0" wp14:anchorId="1F4C8AA9" wp14:editId="5B16AD9C">
-            <wp:extent cx="5040000" cy="4683600"/>
-            <wp:effectExtent l="0" t="0" r="8255" b="3175"/>
-            <wp:docPr id="1169699679" name="Imagen 1"/>
+          <wp:inline distT="0" distB="0" distL="0" distR="0" wp14:anchorId="51A03762" wp14:editId="0A79953A">
+            <wp:extent cx="4810796" cy="924054"/>
+            <wp:effectExtent l="0" t="0" r="0" b="9525"/>
+            <wp:docPr id="780584709" name="Imagen 1"/>
             <wp:cNvGraphicFramePr>
               <a:graphicFrameLocks xmlns:a="http://schemas.openxmlformats.org/drawingml/2006/main" noChangeAspect="1"/>
             </wp:cNvGraphicFramePr>
@@ -1666,7 +1579,7 @@
               <a:graphicData uri="http://schemas.openxmlformats.org/drawingml/2006/picture">
                 <pic:pic xmlns:pic="http://schemas.openxmlformats.org/drawingml/2006/picture">
                   <pic:nvPicPr>
-                    <pic:cNvPr id="1169699679" name=""/>
+                    <pic:cNvPr id="780584709" name=""/>
                     <pic:cNvPicPr/>
                   </pic:nvPicPr>
                   <pic:blipFill>
@@ -1678,7 +1591,7 @@
                   <pic:spPr>
                     <a:xfrm>
                       <a:off x="0" y="0"/>
-                      <a:ext cx="5040000" cy="4683600"/>
+                      <a:ext cx="4810796" cy="924054"/>
                     </a:xfrm>
                     <a:prstGeom prst="rect">
                       <a:avLst/>
@@ -1693,6 +1606,75 @@
     </w:p>
     <w:p>
       <w:pPr>
+        <w:ind w:left="1080"/>
+        <w:jc w:val="center"/>
+        <w:rPr>
+          <w:rFonts w:ascii="Arial" w:hAnsi="Arial" w:cs="Arial"/>
+          <w:lang w:val="es-EC"/>
+        </w:rPr>
+      </w:pPr>
+    </w:p>
+    <w:p>
+      <w:pPr>
+        <w:ind w:left="1080"/>
+        <w:jc w:val="center"/>
+        <w:rPr>
+          <w:rFonts w:ascii="Arial" w:hAnsi="Arial" w:cs="Arial"/>
+          <w:lang w:val="es-EC"/>
+        </w:rPr>
+      </w:pPr>
+    </w:p>
+    <w:p>
+      <w:pPr>
+        <w:ind w:left="1080"/>
+        <w:jc w:val="center"/>
+        <w:rPr>
+          <w:rFonts w:ascii="Arial" w:hAnsi="Arial" w:cs="Arial"/>
+          <w:lang w:val="es-EC"/>
+        </w:rPr>
+      </w:pPr>
+    </w:p>
+    <w:p>
+      <w:pPr>
+        <w:ind w:left="1080"/>
+        <w:jc w:val="center"/>
+        <w:rPr>
+          <w:rFonts w:ascii="Arial" w:hAnsi="Arial" w:cs="Arial"/>
+          <w:lang w:val="es-EC"/>
+        </w:rPr>
+      </w:pPr>
+    </w:p>
+    <w:p>
+      <w:pPr>
+        <w:ind w:left="1080"/>
+        <w:jc w:val="center"/>
+        <w:rPr>
+          <w:rFonts w:ascii="Arial" w:hAnsi="Arial" w:cs="Arial"/>
+          <w:lang w:val="es-EC"/>
+        </w:rPr>
+      </w:pPr>
+    </w:p>
+    <w:p>
+      <w:pPr>
+        <w:ind w:left="1080"/>
+        <w:jc w:val="center"/>
+        <w:rPr>
+          <w:rFonts w:ascii="Arial" w:hAnsi="Arial" w:cs="Arial"/>
+          <w:lang w:val="es-EC"/>
+        </w:rPr>
+      </w:pPr>
+    </w:p>
+    <w:p>
+      <w:pPr>
+        <w:ind w:left="1080"/>
+        <w:rPr>
+          <w:rFonts w:ascii="Arial" w:hAnsi="Arial" w:cs="Arial"/>
+          <w:lang w:val="es-EC"/>
+        </w:rPr>
+      </w:pPr>
+    </w:p>
+    <w:p>
+      <w:pPr>
         <w:pStyle w:val="Prrafodelista"/>
         <w:numPr>
           <w:ilvl w:val="0"/>
@@ -1715,6 +1697,7 @@
           <w:color w:val="002060"/>
           <w:lang w:val="es-EC"/>
         </w:rPr>
+        <w:lastRenderedPageBreak/>
         <w:t>Notificación</w:t>
       </w:r>
     </w:p>
@@ -1884,25 +1867,24 @@
     </w:p>
     <w:p>
       <w:pPr>
+        <w:pStyle w:val="Prrafodelista"/>
         <w:ind w:left="1080"/>
-        <w:jc w:val="both"/>
-        <w:rPr>
-          <w:rFonts w:ascii="Arial" w:hAnsi="Arial" w:cs="Arial"/>
-          <w:lang w:val="es-EC"/>
-        </w:rPr>
-      </w:pPr>
-      <w:r>
-        <w:rPr>
-          <w:rFonts w:ascii="Arial" w:hAnsi="Arial" w:cs="Arial"/>
-          <w:noProof/>
-          <w:lang w:val="es-EC"/>
-        </w:rPr>
-        <w:lastRenderedPageBreak/>
+        <w:jc w:val="center"/>
+        <w:rPr>
+          <w:rFonts w:ascii="Arial" w:hAnsi="Arial" w:cs="Arial"/>
+          <w:lang w:val="es-EC"/>
+        </w:rPr>
+      </w:pPr>
+      <w:r>
+        <w:rPr>
+          <w:rFonts w:ascii="Arial" w:hAnsi="Arial" w:cs="Arial"/>
+          <w:lang w:val="es-EC"/>
+        </w:rPr>
         <w:drawing>
-          <wp:inline distT="0" distB="0" distL="0" distR="0" wp14:anchorId="4CDCB3F5" wp14:editId="7480A2AB">
-            <wp:extent cx="5040000" cy="4219200"/>
-            <wp:effectExtent l="0" t="0" r="8255" b="0"/>
-            <wp:docPr id="1265502530" name="Imagen 1"/>
+          <wp:inline distT="0" distB="0" distL="0" distR="0" wp14:anchorId="17963755" wp14:editId="5519C086">
+            <wp:extent cx="5652000" cy="3240000"/>
+            <wp:effectExtent l="0" t="0" r="6350" b="0"/>
+            <wp:docPr id="1583235973" name="Imagen 1"/>
             <wp:cNvGraphicFramePr>
               <a:graphicFrameLocks xmlns:a="http://schemas.openxmlformats.org/drawingml/2006/main" noChangeAspect="1"/>
             </wp:cNvGraphicFramePr>
@@ -1910,7 +1892,7 @@
               <a:graphicData uri="http://schemas.openxmlformats.org/drawingml/2006/picture">
                 <pic:pic xmlns:pic="http://schemas.openxmlformats.org/drawingml/2006/picture">
                   <pic:nvPicPr>
-                    <pic:cNvPr id="1265502530" name=""/>
+                    <pic:cNvPr id="1583235973" name=""/>
                     <pic:cNvPicPr/>
                   </pic:nvPicPr>
                   <pic:blipFill>
@@ -1922,7 +1904,7 @@
                   <pic:spPr>
                     <a:xfrm>
                       <a:off x="0" y="0"/>
-                      <a:ext cx="5040000" cy="4219200"/>
+                      <a:ext cx="5652000" cy="3240000"/>
                     </a:xfrm>
                     <a:prstGeom prst="rect">
                       <a:avLst/>
@@ -1938,6 +1920,17 @@
     <w:p>
       <w:pPr>
         <w:pStyle w:val="Prrafodelista"/>
+        <w:ind w:left="1080"/>
+        <w:jc w:val="center"/>
+        <w:rPr>
+          <w:rFonts w:ascii="Arial" w:hAnsi="Arial" w:cs="Arial"/>
+          <w:lang w:val="es-EC"/>
+        </w:rPr>
+      </w:pPr>
+    </w:p>
+    <w:p>
+      <w:pPr>
+        <w:pStyle w:val="Prrafodelista"/>
         <w:numPr>
           <w:ilvl w:val="1"/>
           <w:numId w:val="7"/>
@@ -1953,6 +1946,13 @@
           <w:rFonts w:ascii="Arial" w:hAnsi="Arial" w:cs="Arial"/>
           <w:lang w:val="es-EC"/>
         </w:rPr>
+        <w:t xml:space="preserve"> </w:t>
+      </w:r>
+      <w:r>
+        <w:rPr>
+          <w:rFonts w:ascii="Arial" w:hAnsi="Arial" w:cs="Arial"/>
+          <w:lang w:val="es-EC"/>
+        </w:rPr>
         <w:t>En caso de querer subir nuevamente un formulario que ya fue validado, el sistema no cargará el archivo y se le notificará con el siguiente correo:</w:t>
       </w:r>
     </w:p>
@@ -1969,14 +1969,13 @@
       <w:r>
         <w:rPr>
           <w:rFonts w:ascii="Arial" w:hAnsi="Arial" w:cs="Arial"/>
-          <w:noProof/>
           <w:lang w:val="es-EC"/>
         </w:rPr>
         <w:drawing>
-          <wp:inline distT="0" distB="0" distL="0" distR="0" wp14:anchorId="39367158" wp14:editId="6CCB7D62">
-            <wp:extent cx="5040000" cy="3160800"/>
-            <wp:effectExtent l="0" t="0" r="8255" b="1905"/>
-            <wp:docPr id="655336535" name="Imagen 1"/>
+          <wp:inline distT="0" distB="0" distL="0" distR="0" wp14:anchorId="6C54AFF4" wp14:editId="07EF1576">
+            <wp:extent cx="5652000" cy="2174400"/>
+            <wp:effectExtent l="0" t="0" r="6350" b="0"/>
+            <wp:docPr id="329998745" name="Imagen 1"/>
             <wp:cNvGraphicFramePr>
               <a:graphicFrameLocks xmlns:a="http://schemas.openxmlformats.org/drawingml/2006/main" noChangeAspect="1"/>
             </wp:cNvGraphicFramePr>
@@ -1984,7 +1983,7 @@
               <a:graphicData uri="http://schemas.openxmlformats.org/drawingml/2006/picture">
                 <pic:pic xmlns:pic="http://schemas.openxmlformats.org/drawingml/2006/picture">
                   <pic:nvPicPr>
-                    <pic:cNvPr id="655336535" name=""/>
+                    <pic:cNvPr id="329998745" name=""/>
                     <pic:cNvPicPr/>
                   </pic:nvPicPr>
                   <pic:blipFill>
@@ -1996,7 +1995,7 @@
                   <pic:spPr>
                     <a:xfrm>
                       <a:off x="0" y="0"/>
-                      <a:ext cx="5040000" cy="3160800"/>
+                      <a:ext cx="5652000" cy="2174400"/>
                     </a:xfrm>
                     <a:prstGeom prst="rect">
                       <a:avLst/>
@@ -2008,6 +2007,120 @@
           </wp:inline>
         </w:drawing>
       </w:r>
+    </w:p>
+    <w:p>
+      <w:pPr>
+        <w:pStyle w:val="Prrafodelista"/>
+        <w:ind w:left="1080"/>
+        <w:jc w:val="both"/>
+        <w:rPr>
+          <w:rFonts w:ascii="Arial" w:hAnsi="Arial" w:cs="Arial"/>
+          <w:lang w:val="es-EC"/>
+        </w:rPr>
+      </w:pPr>
+    </w:p>
+    <w:p>
+      <w:pPr>
+        <w:pStyle w:val="Prrafodelista"/>
+        <w:numPr>
+          <w:ilvl w:val="1"/>
+          <w:numId w:val="7"/>
+        </w:numPr>
+        <w:jc w:val="both"/>
+        <w:rPr>
+          <w:rFonts w:ascii="Arial" w:hAnsi="Arial" w:cs="Arial"/>
+          <w:lang w:val="es-EC"/>
+        </w:rPr>
+      </w:pPr>
+      <w:r>
+        <w:rPr>
+          <w:rFonts w:ascii="Arial" w:hAnsi="Arial" w:cs="Arial"/>
+          <w:lang w:val="es-EC"/>
+        </w:rPr>
+        <w:t xml:space="preserve"> En caso de intentar cargar formularios de periodos </w:t>
+      </w:r>
+      <w:r>
+        <w:rPr>
+          <w:rFonts w:ascii="Arial" w:hAnsi="Arial" w:cs="Arial"/>
+          <w:lang w:val="es-EC"/>
+        </w:rPr>
+        <w:t>superiores al último corte, estos no serán cargados y recibirá la siguiente notificación:</w:t>
+      </w:r>
+    </w:p>
+    <w:p>
+      <w:pPr>
+        <w:pStyle w:val="Prrafodelista"/>
+        <w:ind w:left="1080"/>
+        <w:jc w:val="center"/>
+        <w:rPr>
+          <w:rFonts w:ascii="Arial" w:hAnsi="Arial" w:cs="Arial"/>
+          <w:lang w:val="es-EC"/>
+        </w:rPr>
+      </w:pPr>
+      <w:r>
+        <w:rPr>
+          <w:rFonts w:ascii="Arial" w:hAnsi="Arial" w:cs="Arial"/>
+          <w:lang w:val="es-EC"/>
+        </w:rPr>
+        <w:lastRenderedPageBreak/>
+        <w:drawing>
+          <wp:inline distT="0" distB="0" distL="0" distR="0" wp14:anchorId="341CBCB0" wp14:editId="0C1551DF">
+            <wp:extent cx="5943600" cy="2522855"/>
+            <wp:effectExtent l="0" t="0" r="0" b="0"/>
+            <wp:docPr id="465141252" name="Imagen 1"/>
+            <wp:cNvGraphicFramePr>
+              <a:graphicFrameLocks xmlns:a="http://schemas.openxmlformats.org/drawingml/2006/main" noChangeAspect="1"/>
+            </wp:cNvGraphicFramePr>
+            <a:graphic xmlns:a="http://schemas.openxmlformats.org/drawingml/2006/main">
+              <a:graphicData uri="http://schemas.openxmlformats.org/drawingml/2006/picture">
+                <pic:pic xmlns:pic="http://schemas.openxmlformats.org/drawingml/2006/picture">
+                  <pic:nvPicPr>
+                    <pic:cNvPr id="465141252" name=""/>
+                    <pic:cNvPicPr/>
+                  </pic:nvPicPr>
+                  <pic:blipFill>
+                    <a:blip r:embed="rId19"/>
+                    <a:stretch>
+                      <a:fillRect/>
+                    </a:stretch>
+                  </pic:blipFill>
+                  <pic:spPr>
+                    <a:xfrm>
+                      <a:off x="0" y="0"/>
+                      <a:ext cx="5943600" cy="2522855"/>
+                    </a:xfrm>
+                    <a:prstGeom prst="rect">
+                      <a:avLst/>
+                    </a:prstGeom>
+                  </pic:spPr>
+                </pic:pic>
+              </a:graphicData>
+            </a:graphic>
+          </wp:inline>
+        </w:drawing>
+      </w:r>
+    </w:p>
+    <w:p>
+      <w:pPr>
+        <w:pStyle w:val="Prrafodelista"/>
+        <w:ind w:left="1080"/>
+        <w:jc w:val="both"/>
+        <w:rPr>
+          <w:rFonts w:ascii="Arial" w:hAnsi="Arial" w:cs="Arial"/>
+          <w:lang w:val="es-EC"/>
+        </w:rPr>
+      </w:pPr>
+    </w:p>
+    <w:p>
+      <w:pPr>
+        <w:pStyle w:val="Prrafodelista"/>
+        <w:ind w:left="1080"/>
+        <w:jc w:val="both"/>
+        <w:rPr>
+          <w:rFonts w:ascii="Arial" w:hAnsi="Arial" w:cs="Arial"/>
+          <w:lang w:val="es-EC"/>
+        </w:rPr>
+      </w:pPr>
     </w:p>
     <w:p>
       <w:pPr>
@@ -2031,7 +2144,7 @@
 </file>
 
 <file path=word/numbering.xml><?xml version="1.0" encoding="utf-8"?>
-<w:numbering xmlns:wpc="http://schemas.microsoft.com/office/word/2010/wordprocessingCanvas" xmlns:cx="http://schemas.microsoft.com/office/drawing/2014/chartex" xmlns:cx1="http://schemas.microsoft.com/office/drawing/2015/9/8/chartex" xmlns:cx2="http://schemas.microsoft.com/office/drawing/2015/10/21/chartex" xmlns:cx3="http://schemas.microsoft.com/office/drawing/2016/5/9/chartex" xmlns:cx4="http://schemas.microsoft.com/office/drawing/2016/5/10/chartex" xmlns:cx5="http://schemas.microsoft.com/office/drawing/2016/5/11/chartex" xmlns:cx6="http://schemas.microsoft.com/office/drawing/2016/5/12/chartex" xmlns:cx7="http://schemas.microsoft.com/office/drawing/2016/5/13/chartex" xmlns:cx8="http://schemas.microsoft.com/office/drawing/2016/5/14/chartex" xmlns:mc="http://schemas.openxmlformats.org/markup-compatibility/2006" xmlns:aink="http://schemas.microsoft.com/office/drawing/2016/ink" xmlns:am3d="http://schemas.microsoft.com/office/drawing/2017/model3d" xmlns:o="urn:schemas-microsoft-com:office:office" xmlns:oel="http://schemas.microsoft.com/office/2019/extlst" xmlns:r="http://schemas.openxmlformats.org/officeDocument/2006/relationships" xmlns:m="http://schemas.openxmlformats.org/officeDocument/2006/math" xmlns:v="urn:schemas-microsoft-com:vml" xmlns:wp14="http://schemas.microsoft.com/office/word/2010/wordprocessingDrawing" xmlns:wp="http://schemas.openxmlformats.org/drawingml/2006/wordprocessingDrawing" xmlns:w10="urn:schemas-microsoft-com:office:word" xmlns:w="http://schemas.openxmlformats.org/wordprocessingml/2006/main" xmlns:w14="http://schemas.microsoft.com/office/word/2010/wordml" xmlns:w15="http://schemas.microsoft.com/office/word/2012/wordml" xmlns:w16cex="http://schemas.microsoft.com/office/word/2018/wordml/cex" xmlns:w16cid="http://schemas.microsoft.com/office/word/2016/wordml/cid" xmlns:w16="http://schemas.microsoft.com/office/word/2018/wordml" xmlns:w16du="http://schemas.microsoft.com/office/word/2023/wordml/word16du" xmlns:w16sdtdh="http://schemas.microsoft.com/office/word/2020/wordml/sdtdatahash" xmlns:w16sdtfl="http://schemas.microsoft.com/office/word/2024/wordml/sdtformatlock" xmlns:w16se="http://schemas.microsoft.com/office/word/2015/wordml/symex" xmlns:wpg="http://schemas.microsoft.com/office/word/2010/wordprocessingGroup" xmlns:wpi="http://schemas.microsoft.com/office/word/2010/wordprocessingInk" xmlns:wne="http://schemas.microsoft.com/office/word/2006/wordml" xmlns:wps="http://schemas.microsoft.com/office/word/2010/wordprocessingShape" mc:Ignorable="w14 w15 w16se w16cid w16 w16cex w16sdtdh w16sdtfl w16du wp14">
+<w:numbering xmlns:wpc="http://schemas.microsoft.com/office/word/2010/wordprocessingCanvas" xmlns:cx="http://schemas.microsoft.com/office/drawing/2014/chartex" xmlns:cx1="http://schemas.microsoft.com/office/drawing/2015/9/8/chartex" xmlns:cx2="http://schemas.microsoft.com/office/drawing/2015/10/21/chartex" xmlns:cx3="http://schemas.microsoft.com/office/drawing/2016/5/9/chartex" xmlns:cx4="http://schemas.microsoft.com/office/drawing/2016/5/10/chartex" xmlns:cx5="http://schemas.microsoft.com/office/drawing/2016/5/11/chartex" xmlns:cx6="http://schemas.microsoft.com/office/drawing/2016/5/12/chartex" xmlns:cx7="http://schemas.microsoft.com/office/drawing/2016/5/13/chartex" xmlns:cx8="http://schemas.microsoft.com/office/drawing/2016/5/14/chartex" xmlns:mc="http://schemas.openxmlformats.org/markup-compatibility/2006" xmlns:aink="http://schemas.microsoft.com/office/drawing/2016/ink" xmlns:am3d="http://schemas.microsoft.com/office/drawing/2017/model3d" xmlns:o="urn:schemas-microsoft-com:office:office" xmlns:oel="http://schemas.microsoft.com/office/2019/extlst" xmlns:r="http://schemas.openxmlformats.org/officeDocument/2006/relationships" xmlns:m="http://schemas.openxmlformats.org/officeDocument/2006/math" xmlns:v="urn:schemas-microsoft-com:vml" xmlns:wp14="http://schemas.microsoft.com/office/word/2010/wordprocessingDrawing" xmlns:wp="http://schemas.openxmlformats.org/drawingml/2006/wordprocessingDrawing" xmlns:w10="urn:schemas-microsoft-com:office:word" xmlns:w="http://schemas.openxmlformats.org/wordprocessingml/2006/main" xmlns:w14="http://schemas.microsoft.com/office/word/2010/wordml" xmlns:w15="http://schemas.microsoft.com/office/word/2012/wordml" xmlns:w16cei="http://schemas.microsoft.com/office/word/2026/wordml/cei" xmlns:w16cex="http://schemas.microsoft.com/office/word/2018/wordml/cex" xmlns:w16cid="http://schemas.microsoft.com/office/word/2016/wordml/cid" xmlns:w16="http://schemas.microsoft.com/office/word/2018/wordml" xmlns:w16du="http://schemas.microsoft.com/office/word/2023/wordml/word16du" xmlns:w16sdtdh="http://schemas.microsoft.com/office/word/2020/wordml/sdtdatahash" xmlns:w16sdtfl="http://schemas.microsoft.com/office/word/2024/wordml/sdtformatlock" xmlns:w16se="http://schemas.microsoft.com/office/word/2015/wordml/symex" xmlns:wpg="http://schemas.microsoft.com/office/word/2010/wordprocessingGroup" xmlns:wpi="http://schemas.microsoft.com/office/word/2010/wordprocessingInk" xmlns:wne="http://schemas.microsoft.com/office/word/2006/wordml" xmlns:wps="http://schemas.microsoft.com/office/word/2010/wordprocessingShape" mc:Ignorable="w14 w15 w16se w16cid w16 w16cex w16sdtdh w16sdtfl w16du wp14">
   <w:abstractNum w:abstractNumId="0" w15:restartNumberingAfterBreak="0">
     <w:nsid w:val="04F723DC"/>
     <w:multiLevelType w:val="hybridMultilevel"/>
@@ -3457,6 +3570,7 @@
   <w:style w:type="character" w:default="1" w:styleId="Fuentedeprrafopredeter">
     <w:name w:val="Default Paragraph Font"/>
     <w:uiPriority w:val="1"/>
+    <w:semiHidden/>
     <w:unhideWhenUsed/>
   </w:style>
   <w:style w:type="table" w:default="1" w:styleId="Tablanormal">
